--- a/svoyo-delo/대본/1부/11화_Otets.docx
+++ b/svoyo-delo/대본/1부/11화_Otets.docx
@@ -77,7 +77,7 @@
         <w:t xml:space="preserve"> </w:t>
       </w:r>
       <w:r>
-        <w:t xml:space="preserve">- 규칙: 지문 없음. 전 화 100% 「화자명: 대사」. 1턴 15단어 이내 + 긴 턴 10~15회(25~35단어). 문법 초점: 감탄 의문(Ты с ума сошёл?), 대비(Отказался — это одно. Уволиться — это другое.), 가정(если не получится).</w:t>
+        <w:t xml:space="preserve">- 규칙: 지문 없음. 전 화 100% 「화자명: 대사」. 1턴 20단어 이내 + 긴 턴 10~15회(30~50단어). 문법 초점: 감탄 의문(Ты с ума сошёл?), 대비(Отказался — это одно. Уволиться — это другое.), 가정(если не получится).</w:t>
       </w:r>
       <w:r>
         <w:t xml:space="preserve"> </w:t>
@@ -268,119 +268,119 @@
         <w:pStyle w:val="FirstParagraph"/>
       </w:pPr>
       <w:r>
-        <w:t xml:space="preserve">NIKOLAY: Опоздал поезд. На семь минут. Раньше «Ласточка» не опаздывала.</w:t>
-      </w:r>
-    </w:p>
-    <w:p>
-      <w:pPr>
-        <w:pStyle w:val="BodyText"/>
-      </w:pPr>
-      <w:r>
-        <w:t xml:space="preserve">ALEKSEY: Привет, пап. Раньше и «Ласточки» не было.</w:t>
-      </w:r>
-    </w:p>
-    <w:p>
-      <w:pPr>
-        <w:pStyle w:val="BodyText"/>
-      </w:pPr>
-      <w:r>
-        <w:t xml:space="preserve">NIKOLAY: Тоже верно. Садись. Дверь сильнее хлопай, замок старый.</w:t>
-      </w:r>
-    </w:p>
-    <w:p>
-      <w:pPr>
-        <w:pStyle w:val="BodyText"/>
-      </w:pPr>
-      <w:r>
-        <w:t xml:space="preserve">ALEKSEY: Ты всё ещё на этой «Ниве»? Ей же двадцать лет.</w:t>
-      </w:r>
-    </w:p>
-    <w:p>
-      <w:pPr>
-        <w:pStyle w:val="BodyText"/>
-      </w:pPr>
-      <w:r>
-        <w:t xml:space="preserve">NIKOLAY: Двадцать два. И ни одной поломки, которую я не починил сам.</w:t>
-      </w:r>
-    </w:p>
-    <w:p>
-      <w:pPr>
-        <w:pStyle w:val="BodyText"/>
-      </w:pPr>
-      <w:r>
-        <w:t xml:space="preserve">ALEKSEY: А чемодан мой починишь? Колесо отвалилось в Сеуле.</w:t>
-      </w:r>
-    </w:p>
-    <w:p>
-      <w:pPr>
-        <w:pStyle w:val="BodyText"/>
-      </w:pPr>
-      <w:r>
-        <w:t xml:space="preserve">NIKOLAY: В Сеуле? Ты был в Сеуле? Командировка?</w:t>
-      </w:r>
-    </w:p>
-    <w:p>
-      <w:pPr>
-        <w:pStyle w:val="BodyText"/>
-      </w:pPr>
-      <w:r>
-        <w:t xml:space="preserve">ALEKSEY: Не совсем. Расскажу дома. Мама приготовила обед?</w:t>
-      </w:r>
-    </w:p>
-    <w:p>
-      <w:pPr>
-        <w:pStyle w:val="BodyText"/>
-      </w:pPr>
-      <w:r>
-        <w:t xml:space="preserve">NIKOLAY: Пироги с капустой. По рецепту бабушки. Ты же у бабушки был. Почему мне не сказал?</w:t>
-      </w:r>
-    </w:p>
-    <w:p>
-      <w:pPr>
-        <w:pStyle w:val="BodyText"/>
-      </w:pPr>
-      <w:r>
-        <w:t xml:space="preserve">ALEKSEY: Бабушка просила не говорить. То есть я просил.</w:t>
-      </w:r>
-    </w:p>
-    <w:p>
-      <w:pPr>
-        <w:pStyle w:val="BodyText"/>
-      </w:pPr>
-      <w:r>
-        <w:t xml:space="preserve">NIKOLAY: Значит, у вас с бабушкой секреты. Против меня.</w:t>
-      </w:r>
-    </w:p>
-    <w:p>
-      <w:pPr>
-        <w:pStyle w:val="BodyText"/>
-      </w:pPr>
-      <w:r>
-        <w:t xml:space="preserve">ALEKSEY: Не против тебя. До тебя. Сегодня всё скажу.</w:t>
-      </w:r>
-    </w:p>
-    <w:p>
-      <w:pPr>
-        <w:pStyle w:val="BodyText"/>
-      </w:pPr>
-      <w:r>
-        <w:t xml:space="preserve">NIKOLAY: «Сегодня всё скажу». Так начинают, когда что-то плохое.</w:t>
-      </w:r>
-    </w:p>
-    <w:p>
-      <w:pPr>
-        <w:pStyle w:val="BodyText"/>
-      </w:pPr>
-      <w:r>
-        <w:t xml:space="preserve">ALEKSEY: Или что-то важное.</w:t>
-      </w:r>
-    </w:p>
-    <w:p>
-      <w:pPr>
-        <w:pStyle w:val="BodyText"/>
-      </w:pPr>
-      <w:r>
-        <w:t xml:space="preserve">NIKOLAY: В моём возрасте это одно и то же. Пристегнись.</w:t>
+        <w:t xml:space="preserve">NIKOLAY: Поезд опоздал на семь минут. Раньше «Ласточка» никогда не опаздывала.</w:t>
+      </w:r>
+    </w:p>
+    <w:p>
+      <w:pPr>
+        <w:pStyle w:val="BodyText"/>
+      </w:pPr>
+      <w:r>
+        <w:t xml:space="preserve">ALEKSEY: Привет, пап, только раньше и самой «Ласточки» не было.</w:t>
+      </w:r>
+    </w:p>
+    <w:p>
+      <w:pPr>
+        <w:pStyle w:val="BodyText"/>
+      </w:pPr>
+      <w:r>
+        <w:t xml:space="preserve">NIKOLAY: Это тоже верно. Садись, только дверью хлопай сильнее, потому что замок старый.</w:t>
+      </w:r>
+    </w:p>
+    <w:p>
+      <w:pPr>
+        <w:pStyle w:val="BodyText"/>
+      </w:pPr>
+      <w:r>
+        <w:t xml:space="preserve">ALEKSEY: Ты всё ещё ездишь на этой «Ниве»? Ей же лет двадцать.</w:t>
+      </w:r>
+    </w:p>
+    <w:p>
+      <w:pPr>
+        <w:pStyle w:val="BodyText"/>
+      </w:pPr>
+      <w:r>
+        <w:t xml:space="preserve">NIKOLAY: Двадцать два года, и ни одной поломки, которую я не починил бы сам.</w:t>
+      </w:r>
+    </w:p>
+    <w:p>
+      <w:pPr>
+        <w:pStyle w:val="BodyText"/>
+      </w:pPr>
+      <w:r>
+        <w:t xml:space="preserve">ALEKSEY: А чемодан мой починишь? У него колесо отвалилось в Сеуле.</w:t>
+      </w:r>
+    </w:p>
+    <w:p>
+      <w:pPr>
+        <w:pStyle w:val="BodyText"/>
+      </w:pPr>
+      <w:r>
+        <w:t xml:space="preserve">NIKOLAY: Ты что, был в Сеуле? Это у тебя была какая-то командировка?</w:t>
+      </w:r>
+    </w:p>
+    <w:p>
+      <w:pPr>
+        <w:pStyle w:val="BodyText"/>
+      </w:pPr>
+      <w:r>
+        <w:t xml:space="preserve">ALEKSEY: Не совсем, я тебе всё расскажу дома. А мама приготовила обед?</w:t>
+      </w:r>
+    </w:p>
+    <w:p>
+      <w:pPr>
+        <w:pStyle w:val="BodyText"/>
+      </w:pPr>
+      <w:r>
+        <w:t xml:space="preserve">NIKOLAY: Пироги с капустой, по рецепту бабушки. Ты же у бабушки был, почему мне ничего не сказал?</w:t>
+      </w:r>
+    </w:p>
+    <w:p>
+      <w:pPr>
+        <w:pStyle w:val="BodyText"/>
+      </w:pPr>
+      <w:r>
+        <w:t xml:space="preserve">ALEKSEY: Бабушка просила не говорить. То есть, честно говоря, это я её просил.</w:t>
+      </w:r>
+    </w:p>
+    <w:p>
+      <w:pPr>
+        <w:pStyle w:val="BodyText"/>
+      </w:pPr>
+      <w:r>
+        <w:t xml:space="preserve">NIKOLAY: Значит, у вас с бабушкой секреты, и причём против меня.</w:t>
+      </w:r>
+    </w:p>
+    <w:p>
+      <w:pPr>
+        <w:pStyle w:val="BodyText"/>
+      </w:pPr>
+      <w:r>
+        <w:t xml:space="preserve">ALEKSEY: Не против тебя, а до тебя. Сегодня я всё скажу.</w:t>
+      </w:r>
+    </w:p>
+    <w:p>
+      <w:pPr>
+        <w:pStyle w:val="BodyText"/>
+      </w:pPr>
+      <w:r>
+        <w:t xml:space="preserve">NIKOLAY: «Сегодня всё скажу». Так обычно начинают, когда случилось что-то плохое.</w:t>
+      </w:r>
+    </w:p>
+    <w:p>
+      <w:pPr>
+        <w:pStyle w:val="BodyText"/>
+      </w:pPr>
+      <w:r>
+        <w:t xml:space="preserve">ALEKSEY: Или когда случилось что-то важное.</w:t>
+      </w:r>
+    </w:p>
+    <w:p>
+      <w:pPr>
+        <w:pStyle w:val="BodyText"/>
+      </w:pPr>
+      <w:r>
+        <w:t xml:space="preserve">NIKOLAY: В моём возрасте это одно и то же, так что пристегнись, и поехали.</w:t>
       </w:r>
     </w:p>
     <w:bookmarkEnd w:id="21"/>
@@ -398,63 +398,63 @@
         <w:pStyle w:val="FirstParagraph"/>
       </w:pPr>
       <w:r>
-        <w:t xml:space="preserve">TATYANA: Лёшенька! Похудел. Садись, пироги горячие. Коля, руки помой.</w:t>
-      </w:r>
-    </w:p>
-    <w:p>
-      <w:pPr>
-        <w:pStyle w:val="BodyText"/>
-      </w:pPr>
-      <w:r>
-        <w:t xml:space="preserve">NIKOLAY: Помыл. В гараже.</w:t>
-      </w:r>
-    </w:p>
-    <w:p>
-      <w:pPr>
-        <w:pStyle w:val="BodyText"/>
-      </w:pPr>
-      <w:r>
-        <w:t xml:space="preserve">TATYANA: В гараже — это не помыл. Это перенёс грязь в другое место.</w:t>
-      </w:r>
-    </w:p>
-    <w:p>
-      <w:pPr>
-        <w:pStyle w:val="BodyText"/>
-      </w:pPr>
-      <w:r>
-        <w:t xml:space="preserve">ALEKSEY: Мам, пап. Мне нужно вам кое-что показать. До пирогов.</w:t>
-      </w:r>
-    </w:p>
-    <w:p>
-      <w:pPr>
-        <w:pStyle w:val="BodyText"/>
-      </w:pPr>
-      <w:r>
-        <w:t xml:space="preserve">TATYANA: До пирогов? Это серьёзно.</w:t>
-      </w:r>
-    </w:p>
-    <w:p>
-      <w:pPr>
-        <w:pStyle w:val="BodyText"/>
-      </w:pPr>
-      <w:r>
-        <w:t xml:space="preserve">ALEKSEY: Вот. Устав компании. «Мост Медикал». Генеральный директор — я.</w:t>
-      </w:r>
-    </w:p>
-    <w:p>
-      <w:pPr>
-        <w:pStyle w:val="BodyText"/>
-      </w:pPr>
-      <w:r>
-        <w:t xml:space="preserve">NIKOLAY: Какой компании? Ты же в «Хельвемеде». Двести пятьдесят тысяч в месяц.</w:t>
-      </w:r>
-    </w:p>
-    <w:p>
-      <w:pPr>
-        <w:pStyle w:val="BodyText"/>
-      </w:pPr>
-      <w:r>
-        <w:t xml:space="preserve">ALEKSEY: Я уволился. Месяц назад.</w:t>
+        <w:t xml:space="preserve">TATYANA: Лёшенька, как ты похудел! Садись скорее, пироги ещё горячие. Коля, а ты помой руки.</w:t>
+      </w:r>
+    </w:p>
+    <w:p>
+      <w:pPr>
+        <w:pStyle w:val="BodyText"/>
+      </w:pPr>
+      <w:r>
+        <w:t xml:space="preserve">NIKOLAY: Я уже помыл, в гараже.</w:t>
+      </w:r>
+    </w:p>
+    <w:p>
+      <w:pPr>
+        <w:pStyle w:val="BodyText"/>
+      </w:pPr>
+      <w:r>
+        <w:t xml:space="preserve">TATYANA: В гараже — это не помыл. Это ты просто перенёс грязь в другое место.</w:t>
+      </w:r>
+    </w:p>
+    <w:p>
+      <w:pPr>
+        <w:pStyle w:val="BodyText"/>
+      </w:pPr>
+      <w:r>
+        <w:t xml:space="preserve">ALEKSEY: Мам, пап, мне нужно вам кое-что показать, причём ещё до пирогов.</w:t>
+      </w:r>
+    </w:p>
+    <w:p>
+      <w:pPr>
+        <w:pStyle w:val="BodyText"/>
+      </w:pPr>
+      <w:r>
+        <w:t xml:space="preserve">TATYANA: До пирогов? Значит, это что-то очень серьёзное, я тебя знаю.</w:t>
+      </w:r>
+    </w:p>
+    <w:p>
+      <w:pPr>
+        <w:pStyle w:val="BodyText"/>
+      </w:pPr>
+      <w:r>
+        <w:t xml:space="preserve">ALEKSEY: Вот, это устав компании «Мост Медикал». Генеральный директор — я.</w:t>
+      </w:r>
+    </w:p>
+    <w:p>
+      <w:pPr>
+        <w:pStyle w:val="BodyText"/>
+      </w:pPr>
+      <w:r>
+        <w:t xml:space="preserve">NIKOLAY: Какой ещё компании? Ты же работаешь в «Хельвемеде» за двести пятьдесят тысяч в месяц.</w:t>
+      </w:r>
+    </w:p>
+    <w:p>
+      <w:pPr>
+        <w:pStyle w:val="BodyText"/>
+      </w:pPr>
+      <w:r>
+        <w:t xml:space="preserve">ALEKSEY: Я уволился оттуда месяц назад.</w:t>
       </w:r>
     </w:p>
     <w:p>
@@ -470,207 +470,207 @@
         <w:pStyle w:val="BodyText"/>
       </w:pPr>
       <w:r>
-        <w:t xml:space="preserve">TATYANA: Коля.</w:t>
-      </w:r>
-    </w:p>
-    <w:p>
-      <w:pPr>
-        <w:pStyle w:val="BodyText"/>
-      </w:pPr>
-      <w:r>
-        <w:t xml:space="preserve">NIKOLAY: Нет, Таня, пусть ответит. Ты с ума сошёл? Тридцать четыре года, лучшая работа в семье, и уволился? Я в твоём возрасте за такую работу держался бы зубами.</w:t>
-      </w:r>
-    </w:p>
-    <w:p>
-      <w:pPr>
-        <w:pStyle w:val="BodyText"/>
-      </w:pPr>
-      <w:r>
-        <w:t xml:space="preserve">ALEKSEY: Не сошёл. Компания хотела платить врачам за рецепты. Поездками на море. Я отказался.</w:t>
-      </w:r>
-    </w:p>
-    <w:p>
-      <w:pPr>
-        <w:pStyle w:val="BodyText"/>
-      </w:pPr>
-      <w:r>
-        <w:t xml:space="preserve">NIKOLAY: Отказался — это одно. Уволиться — это другое. Можно было отказаться и остаться.</w:t>
-      </w:r>
-    </w:p>
-    <w:p>
-      <w:pPr>
-        <w:pStyle w:val="BodyText"/>
-      </w:pPr>
-      <w:r>
-        <w:t xml:space="preserve">ALEKSEY: Нельзя было. Мне дали список. Двадцать врачей. Нужно было подписать.</w:t>
-      </w:r>
-    </w:p>
-    <w:p>
-      <w:pPr>
-        <w:pStyle w:val="BodyText"/>
-      </w:pPr>
-      <w:r>
-        <w:t xml:space="preserve">TATYANA: И ты не подписал. Правильно, сынок.</w:t>
-      </w:r>
-    </w:p>
-    <w:p>
-      <w:pPr>
-        <w:pStyle w:val="BodyText"/>
-      </w:pPr>
-      <w:r>
-        <w:t xml:space="preserve">NIKOLAY: Правильно, неправильно. А жить на что? Зарплата — это главное. Всё остальное — потом.</w:t>
-      </w:r>
-    </w:p>
-    <w:p>
-      <w:pPr>
-        <w:pStyle w:val="BodyText"/>
-      </w:pPr>
-      <w:r>
-        <w:t xml:space="preserve">ALEKSEY: Пап, я знал, что ты это скажешь.</w:t>
-      </w:r>
-    </w:p>
-    <w:p>
-      <w:pPr>
-        <w:pStyle w:val="BodyText"/>
-      </w:pPr>
-      <w:r>
-        <w:t xml:space="preserve">NIKOLAY: Знал и всё равно сделал. Это хуже.</w:t>
-      </w:r>
-    </w:p>
-    <w:p>
-      <w:pPr>
-        <w:pStyle w:val="BodyText"/>
-      </w:pPr>
-      <w:r>
-        <w:t xml:space="preserve">ALEKSEY: Я хочу привозить корейские филлеры. Регистрировать, продавать только врачам, учить их. Честно.</w:t>
-      </w:r>
-    </w:p>
-    <w:p>
-      <w:pPr>
-        <w:pStyle w:val="BodyText"/>
-      </w:pPr>
-      <w:r>
-        <w:t xml:space="preserve">NIKOLAY: Филлеры. Это что, уколы в лицо? Для богатых тёток?</w:t>
-      </w:r>
-    </w:p>
-    <w:p>
-      <w:pPr>
-        <w:pStyle w:val="BodyText"/>
-      </w:pPr>
-      <w:r>
-        <w:t xml:space="preserve">ALEKSEY: Для женщин. Разных. Сейчас им колют подделки в квартирах. Я видел некроз.</w:t>
-      </w:r>
-    </w:p>
-    <w:p>
-      <w:pPr>
-        <w:pStyle w:val="BodyText"/>
-      </w:pPr>
-      <w:r>
-        <w:t xml:space="preserve">TATYANA: Некроз? На лице? Господи.</w:t>
-      </w:r>
-    </w:p>
-    <w:p>
-      <w:pPr>
-        <w:pStyle w:val="BodyText"/>
-      </w:pPr>
-      <w:r>
-        <w:t xml:space="preserve">NIKOLAY: И ты будешь их спасать? Один?</w:t>
-      </w:r>
-    </w:p>
-    <w:p>
-      <w:pPr>
-        <w:pStyle w:val="BodyText"/>
-      </w:pPr>
-      <w:r>
-        <w:t xml:space="preserve">ALEKSEY: Не один. Нас трое. Аудитор и регистратор. Обе лучше меня.</w:t>
-      </w:r>
-    </w:p>
-    <w:p>
-      <w:pPr>
-        <w:pStyle w:val="BodyText"/>
-      </w:pPr>
-      <w:r>
-        <w:t xml:space="preserve">NIKOLAY: Обе. Две женщины и ты. И корейцы. А деньги чьи?</w:t>
-      </w:r>
-    </w:p>
-    <w:p>
-      <w:pPr>
-        <w:pStyle w:val="BodyText"/>
-      </w:pPr>
-      <w:r>
-        <w:t xml:space="preserve">ALEKSEY: Наши. Девять миллионов. Мои семь.</w:t>
-      </w:r>
-    </w:p>
-    <w:p>
-      <w:pPr>
-        <w:pStyle w:val="BodyText"/>
-      </w:pPr>
-      <w:r>
-        <w:t xml:space="preserve">NIKOLAY: У тебя нет семи миллионов. У тебя есть три. Я знаю, ты мне говорил на Новый год. Остальные откуда? Только не говори, что у корейцев.</w:t>
-      </w:r>
-    </w:p>
-    <w:p>
-      <w:pPr>
-        <w:pStyle w:val="BodyText"/>
-      </w:pPr>
-      <w:r>
-        <w:t xml:space="preserve">ALEKSEY: Три накоплений. И четыре — кредит под квартиру.</w:t>
-      </w:r>
-    </w:p>
-    <w:p>
-      <w:pPr>
-        <w:pStyle w:val="BodyText"/>
-      </w:pPr>
-      <w:r>
-        <w:t xml:space="preserve">NIKOLAY: Под квартиру?</w:t>
-      </w:r>
-    </w:p>
-    <w:p>
-      <w:pPr>
-        <w:pStyle w:val="BodyText"/>
-      </w:pPr>
-      <w:r>
-        <w:t xml:space="preserve">TATYANA: Коля, сядь. Пожалуйста. Сначала съешь пирог.</w:t>
-      </w:r>
-    </w:p>
-    <w:p>
-      <w:pPr>
-        <w:pStyle w:val="BodyText"/>
-      </w:pPr>
-      <w:r>
-        <w:t xml:space="preserve">NIKOLAY: Я не хочу пирог. Я хочу понять, как мой сын, инженерский сын, закладывает квартиру под уколы для тёток. Квартиру, на которую ты копил десять лет.</w:t>
-      </w:r>
-    </w:p>
-    <w:p>
-      <w:pPr>
-        <w:pStyle w:val="BodyText"/>
-      </w:pPr>
-      <w:r>
-        <w:t xml:space="preserve">ALEKSEY: Не для тёток. Для пациенток. И не под уколы. Под компанию.</w:t>
-      </w:r>
-    </w:p>
-    <w:p>
-      <w:pPr>
-        <w:pStyle w:val="BodyText"/>
-      </w:pPr>
-      <w:r>
-        <w:t xml:space="preserve">NIKOLAY: Компания. В девяностые у меня был друг, Серёга Панов. Тоже открыл компанию. Тоже под квартиру.</w:t>
-      </w:r>
-    </w:p>
-    <w:p>
-      <w:pPr>
-        <w:pStyle w:val="BodyText"/>
-      </w:pPr>
-      <w:r>
-        <w:t xml:space="preserve">ALEKSEY: И что с ним стало?</w:t>
-      </w:r>
-    </w:p>
-    <w:p>
-      <w:pPr>
-        <w:pStyle w:val="BodyText"/>
-      </w:pPr>
-      <w:r>
-        <w:t xml:space="preserve">NIKOLAY: Живёт у тёщи. Двадцать пять лет. Пойду в гараж. Мне нужно подумать руками.</w:t>
+        <w:t xml:space="preserve">TATYANA: Коля, пожалуйста, не кричи.</w:t>
+      </w:r>
+    </w:p>
+    <w:p>
+      <w:pPr>
+        <w:pStyle w:val="BodyText"/>
+      </w:pPr>
+      <w:r>
+        <w:t xml:space="preserve">NIKOLAY: Нет, Таня, пусть он ответит. Ты с ума сошёл? Тридцать четыре года, лучшая работа в семье, и уволился? Я в твоём возрасте за такую работу держался бы зубами, и все наши мужики тоже.</w:t>
+      </w:r>
+    </w:p>
+    <w:p>
+      <w:pPr>
+        <w:pStyle w:val="BodyText"/>
+      </w:pPr>
+      <w:r>
+        <w:t xml:space="preserve">ALEKSEY: Не сошёл. Компания хотела платить врачам за рецепты поездками на море, и я отказался.</w:t>
+      </w:r>
+    </w:p>
+    <w:p>
+      <w:pPr>
+        <w:pStyle w:val="BodyText"/>
+      </w:pPr>
+      <w:r>
+        <w:t xml:space="preserve">NIKOLAY: Отказался — это одно. Уволиться — это другое. Можно было отказаться и спокойно остаться на своём месте.</w:t>
+      </w:r>
+    </w:p>
+    <w:p>
+      <w:pPr>
+        <w:pStyle w:val="BodyText"/>
+      </w:pPr>
+      <w:r>
+        <w:t xml:space="preserve">ALEKSEY: Нельзя было. Мне дали список из двадцати врачей, и его нужно было подписать.</w:t>
+      </w:r>
+    </w:p>
+    <w:p>
+      <w:pPr>
+        <w:pStyle w:val="BodyText"/>
+      </w:pPr>
+      <w:r>
+        <w:t xml:space="preserve">TATYANA: И ты не подписал. Правильно, сынок, я тобой горжусь.</w:t>
+      </w:r>
+    </w:p>
+    <w:p>
+      <w:pPr>
+        <w:pStyle w:val="BodyText"/>
+      </w:pPr>
+      <w:r>
+        <w:t xml:space="preserve">NIKOLAY: Правильно или неправильно, а жить ты на что будешь? Зарплата — это главное. Всё остальное — потом.</w:t>
+      </w:r>
+    </w:p>
+    <w:p>
+      <w:pPr>
+        <w:pStyle w:val="BodyText"/>
+      </w:pPr>
+      <w:r>
+        <w:t xml:space="preserve">ALEKSEY: Пап, я знал, что ты это скажешь, слово в слово.</w:t>
+      </w:r>
+    </w:p>
+    <w:p>
+      <w:pPr>
+        <w:pStyle w:val="BodyText"/>
+      </w:pPr>
+      <w:r>
+        <w:t xml:space="preserve">NIKOLAY: Знал и всё равно сделал, а это ещё хуже.</w:t>
+      </w:r>
+    </w:p>
+    <w:p>
+      <w:pPr>
+        <w:pStyle w:val="BodyText"/>
+      </w:pPr>
+      <w:r>
+        <w:t xml:space="preserve">ALEKSEY: Я хочу привозить корейские филлеры: регистрировать их, продавать только врачам и учить врачей, причём честно.</w:t>
+      </w:r>
+    </w:p>
+    <w:p>
+      <w:pPr>
+        <w:pStyle w:val="BodyText"/>
+      </w:pPr>
+      <w:r>
+        <w:t xml:space="preserve">NIKOLAY: Филлеры — это что, уколы в лицо для богатых тёток?</w:t>
+      </w:r>
+    </w:p>
+    <w:p>
+      <w:pPr>
+        <w:pStyle w:val="BodyText"/>
+      </w:pPr>
+      <w:r>
+        <w:t xml:space="preserve">ALEKSEY: Для женщин, самых разных. Сейчас им колют подделки прямо в квартирах. Я сам видел некроз.</w:t>
+      </w:r>
+    </w:p>
+    <w:p>
+      <w:pPr>
+        <w:pStyle w:val="BodyText"/>
+      </w:pPr>
+      <w:r>
+        <w:t xml:space="preserve">TATYANA: Некроз на лице? Господи, какой ужас, бедные женщины.</w:t>
+      </w:r>
+    </w:p>
+    <w:p>
+      <w:pPr>
+        <w:pStyle w:val="BodyText"/>
+      </w:pPr>
+      <w:r>
+        <w:t xml:space="preserve">NIKOLAY: И ты будешь их всех спасать один?</w:t>
+      </w:r>
+    </w:p>
+    <w:p>
+      <w:pPr>
+        <w:pStyle w:val="BodyText"/>
+      </w:pPr>
+      <w:r>
+        <w:t xml:space="preserve">ALEKSEY: Не один, нас трое: аудитор и регистратор. Обе намного лучше меня.</w:t>
+      </w:r>
+    </w:p>
+    <w:p>
+      <w:pPr>
+        <w:pStyle w:val="BodyText"/>
+      </w:pPr>
+      <w:r>
+        <w:t xml:space="preserve">NIKOLAY: Обе, значит: две женщины и ты, и ещё корейцы. А деньги-то чьи?</w:t>
+      </w:r>
+    </w:p>
+    <w:p>
+      <w:pPr>
+        <w:pStyle w:val="BodyText"/>
+      </w:pPr>
+      <w:r>
+        <w:t xml:space="preserve">ALEKSEY: Наши, девять миллионов. Из них мои — семь.</w:t>
+      </w:r>
+    </w:p>
+    <w:p>
+      <w:pPr>
+        <w:pStyle w:val="BodyText"/>
+      </w:pPr>
+      <w:r>
+        <w:t xml:space="preserve">NIKOLAY: У тебя нет семи миллионов, у тебя есть три. Я знаю, ты мне сам говорил на Новый год. Остальные откуда? Только не говори, что у корейцев, потому что в это я точно не поверю.</w:t>
+      </w:r>
+    </w:p>
+    <w:p>
+      <w:pPr>
+        <w:pStyle w:val="BodyText"/>
+      </w:pPr>
+      <w:r>
+        <w:t xml:space="preserve">ALEKSEY: Три — это накопления. А четыре — кредит под квартиру.</w:t>
+      </w:r>
+    </w:p>
+    <w:p>
+      <w:pPr>
+        <w:pStyle w:val="BodyText"/>
+      </w:pPr>
+      <w:r>
+        <w:t xml:space="preserve">NIKOLAY: Как под квартиру? Ты что, заложил свою квартиру?</w:t>
+      </w:r>
+    </w:p>
+    <w:p>
+      <w:pPr>
+        <w:pStyle w:val="BodyText"/>
+      </w:pPr>
+      <w:r>
+        <w:t xml:space="preserve">TATYANA: Коля, сядь, пожалуйста. Сначала съешь пирог, а потом будешь кричать.</w:t>
+      </w:r>
+    </w:p>
+    <w:p>
+      <w:pPr>
+        <w:pStyle w:val="BodyText"/>
+      </w:pPr>
+      <w:r>
+        <w:t xml:space="preserve">NIKOLAY: Я не хочу пирог. Я хочу понять, как мой сын, сын инженера, закладывает квартиру под уколы для тёток. Квартиру, на которую ты копил десять лет. Объясни мне это так, чтобы я понял.</w:t>
+      </w:r>
+    </w:p>
+    <w:p>
+      <w:pPr>
+        <w:pStyle w:val="BodyText"/>
+      </w:pPr>
+      <w:r>
+        <w:t xml:space="preserve">ALEKSEY: Не для тёток, а для пациенток. И не под уколы, а под компанию.</w:t>
+      </w:r>
+    </w:p>
+    <w:p>
+      <w:pPr>
+        <w:pStyle w:val="BodyText"/>
+      </w:pPr>
+      <w:r>
+        <w:t xml:space="preserve">NIKOLAY: Компания, значит. В девяностые у меня был друг, Серёга Панов. Он тоже открыл компанию, и тоже под квартиру.</w:t>
+      </w:r>
+    </w:p>
+    <w:p>
+      <w:pPr>
+        <w:pStyle w:val="BodyText"/>
+      </w:pPr>
+      <w:r>
+        <w:t xml:space="preserve">ALEKSEY: И что с ним в итоге стало?</w:t>
+      </w:r>
+    </w:p>
+    <w:p>
+      <w:pPr>
+        <w:pStyle w:val="BodyText"/>
+      </w:pPr>
+      <w:r>
+        <w:t xml:space="preserve">NIKOLAY: Живёт у тёщи уже двадцать пять лет. Пойду в гараж, мне нужно подумать руками.</w:t>
       </w:r>
     </w:p>
     <w:bookmarkEnd w:id="22"/>
@@ -688,31 +688,31 @@
         <w:pStyle w:val="FirstParagraph"/>
       </w:pPr>
       <w:r>
-        <w:t xml:space="preserve">ALEKSEY: Пап, можно к тебе?</w:t>
-      </w:r>
-    </w:p>
-    <w:p>
-      <w:pPr>
-        <w:pStyle w:val="BodyText"/>
-      </w:pPr>
-      <w:r>
-        <w:t xml:space="preserve">NIKOLAY: Заходи. Только ничего не трогай. И чемодан давай. Колесо, говоришь?</w:t>
-      </w:r>
-    </w:p>
-    <w:p>
-      <w:pPr>
-        <w:pStyle w:val="BodyText"/>
-      </w:pPr>
-      <w:r>
-        <w:t xml:space="preserve">ALEKSEY: Колесо. Отвалилось в аэропорту в Сеуле.</w:t>
-      </w:r>
-    </w:p>
-    <w:p>
-      <w:pPr>
-        <w:pStyle w:val="BodyText"/>
-      </w:pPr>
-      <w:r>
-        <w:t xml:space="preserve">NIKOLAY: Пластик. Китайский. Сейчас всё делают на один раз. Не то что у нас на заводе.</w:t>
+        <w:t xml:space="preserve">ALEKSEY: Пап, можно к тебе зайти?</w:t>
+      </w:r>
+    </w:p>
+    <w:p>
+      <w:pPr>
+        <w:pStyle w:val="BodyText"/>
+      </w:pPr>
+      <w:r>
+        <w:t xml:space="preserve">NIKOLAY: Заходи, только ничего не трогай. И давай сюда чемодан. Колесо, говоришь?</w:t>
+      </w:r>
+    </w:p>
+    <w:p>
+      <w:pPr>
+        <w:pStyle w:val="BodyText"/>
+      </w:pPr>
+      <w:r>
+        <w:t xml:space="preserve">ALEKSEY: Да, колесо. Оно отвалилось прямо в аэропорту в Сеуле.</w:t>
+      </w:r>
+    </w:p>
+    <w:p>
+      <w:pPr>
+        <w:pStyle w:val="BodyText"/>
+      </w:pPr>
+      <w:r>
+        <w:t xml:space="preserve">NIKOLAY: Это китайский пластик. Сейчас всё делают на один раз, не то что у нас на заводе.</w:t>
       </w:r>
     </w:p>
     <w:p>
@@ -728,39 +728,39 @@
         <w:pStyle w:val="BodyText"/>
       </w:pPr>
       <w:r>
-        <w:t xml:space="preserve">NIKOLAY: Что рассказывать. Тридцать лет. Цех номер четыре. Штамповка. Потом пришёл новый хозяин и закрыл за один день. Никто не спросил ни мастеров, ни инженеров. Никого.</w:t>
-      </w:r>
-    </w:p>
-    <w:p>
-      <w:pPr>
-        <w:pStyle w:val="BodyText"/>
-      </w:pPr>
-      <w:r>
-        <w:t xml:space="preserve">ALEKSEY: За один день?</w:t>
-      </w:r>
-    </w:p>
-    <w:p>
-      <w:pPr>
-        <w:pStyle w:val="BodyText"/>
-      </w:pPr>
-      <w:r>
-        <w:t xml:space="preserve">NIKOLAY: В пятницу пришли на работу. Ворота закрыты. На воротах бумажка. Три тысячи человек прочитали одну бумажку. Вот тебе и «своё дело». У хозяина было своё дело, а у нас — бумажка.</w:t>
-      </w:r>
-    </w:p>
-    <w:p>
-      <w:pPr>
-        <w:pStyle w:val="BodyText"/>
-      </w:pPr>
-      <w:r>
-        <w:t xml:space="preserve">ALEKSEY: Поэтому ты говоришь, что зарплата — главное.</w:t>
-      </w:r>
-    </w:p>
-    <w:p>
-      <w:pPr>
-        <w:pStyle w:val="BodyText"/>
-      </w:pPr>
-      <w:r>
-        <w:t xml:space="preserve">NIKOLAY: Поэтому. Зарплата — это когда ворота открыты. Когда закрыты — ничего нет. Ни дела, ни гордости.</w:t>
+        <w:t xml:space="preserve">NIKOLAY: Да что тут рассказывать? Тридцать лет в цехе номер четыре, штамповка. Потом пришёл новый хозяин и закрыл всё за один день. Никто не спросил ни мастеров, ни инженеров, вообще никого, понимаешь? Просто повесили замок, и всё.</w:t>
+      </w:r>
+    </w:p>
+    <w:p>
+      <w:pPr>
+        <w:pStyle w:val="BodyText"/>
+      </w:pPr>
+      <w:r>
+        <w:t xml:space="preserve">ALEKSEY: Неужели всё закрыли за один день?</w:t>
+      </w:r>
+    </w:p>
+    <w:p>
+      <w:pPr>
+        <w:pStyle w:val="BodyText"/>
+      </w:pPr>
+      <w:r>
+        <w:t xml:space="preserve">NIKOLAY: В пятницу мы пришли на работу, а ворота закрыты, и на воротах бумажка. Три тысячи человек прочитали одну бумажку. Вот тебе и «своё дело». У хозяина было своё дело, а у нас — бумажка.</w:t>
+      </w:r>
+    </w:p>
+    <w:p>
+      <w:pPr>
+        <w:pStyle w:val="BodyText"/>
+      </w:pPr>
+      <w:r>
+        <w:t xml:space="preserve">ALEKSEY: Поэтому ты и говоришь, что зарплата — главное.</w:t>
+      </w:r>
+    </w:p>
+    <w:p>
+      <w:pPr>
+        <w:pStyle w:val="BodyText"/>
+      </w:pPr>
+      <w:r>
+        <w:t xml:space="preserve">NIKOLAY: Да, именно поэтому. Зарплата — это когда ворота открыты. А когда они закрыты, ничего нет: ни дела, ни гордости.</w:t>
       </w:r>
     </w:p>
     <w:p>
@@ -776,127 +776,127 @@
         <w:pStyle w:val="BodyText"/>
       </w:pPr>
       <w:r>
-        <w:t xml:space="preserve">NIKOLAY: Тогда ты сам и виноват, если они закроются. Ты готов быть виноватым перед двумя женщинами и корейцами? Перед людьми, которые тебе поверили? Это тяжелее, чем без зарплаты.</w:t>
-      </w:r>
-    </w:p>
-    <w:p>
-      <w:pPr>
-        <w:pStyle w:val="BodyText"/>
-      </w:pPr>
-      <w:r>
-        <w:t xml:space="preserve">ALEKSEY: Готов. Я уже виноват перед тобой. Что не сказал раньше.</w:t>
-      </w:r>
-    </w:p>
-    <w:p>
-      <w:pPr>
-        <w:pStyle w:val="BodyText"/>
-      </w:pPr>
-      <w:r>
-        <w:t xml:space="preserve">NIKOLAY: Это да. Покажи, что там у тебя, у корейцев. Ты фотографировал?</w:t>
-      </w:r>
-    </w:p>
-    <w:p>
-      <w:pPr>
-        <w:pStyle w:val="BodyText"/>
-      </w:pPr>
-      <w:r>
-        <w:t xml:space="preserve">ALEKSEY: Вот. Завод в Вонджу. Чистая зона. Это журнал мытья пола. Каждые четыре часа.</w:t>
-      </w:r>
-    </w:p>
-    <w:p>
-      <w:pPr>
-        <w:pStyle w:val="BodyText"/>
-      </w:pPr>
-      <w:r>
-        <w:t xml:space="preserve">NIKOLAY: Журнал пола? Серьёзно? У нас в цеху пол мыли раз в неделю. Если вообще мыли.</w:t>
-      </w:r>
-    </w:p>
-    <w:p>
-      <w:pPr>
-        <w:pStyle w:val="BodyText"/>
-      </w:pPr>
-      <w:r>
-        <w:t xml:space="preserve">ALEKSEY: А это — номер на каждом шприце. Можно узнать день, смену и человека, который делал.</w:t>
-      </w:r>
-    </w:p>
-    <w:p>
-      <w:pPr>
-        <w:pStyle w:val="BodyText"/>
-      </w:pPr>
-      <w:r>
-        <w:t xml:space="preserve">NIKOLAY: Каждый шприц. Это дорого. Кто им это сделал?</w:t>
-      </w:r>
-    </w:p>
-    <w:p>
-      <w:pPr>
-        <w:pStyle w:val="BodyText"/>
-      </w:pPr>
-      <w:r>
-        <w:t xml:space="preserve">ALEKSEY: Сами. После того как их обманул дистрибьютор. Подделки в их коробках.</w:t>
-      </w:r>
-    </w:p>
-    <w:p>
-      <w:pPr>
-        <w:pStyle w:val="BodyText"/>
-      </w:pPr>
-      <w:r>
-        <w:t xml:space="preserve">NIKOLAY: Умно. У нас на заводе тоже ставили клеймо мастера. В восьмидесятые.</w:t>
-      </w:r>
-    </w:p>
-    <w:p>
-      <w:pPr>
-        <w:pStyle w:val="BodyText"/>
-      </w:pPr>
-      <w:r>
-        <w:t xml:space="preserve">ALEKSEY: Клеймо мастера? Как это?</w:t>
-      </w:r>
-    </w:p>
-    <w:p>
-      <w:pPr>
-        <w:pStyle w:val="BodyText"/>
-      </w:pPr>
-      <w:r>
-        <w:t xml:space="preserve">NIKOLAY: Маленькая буква и цифра. Моя была «В-7». Если деталь бракованная, знали, кто делал. Никто не хотел, чтобы его клеймо было на браке. Потом клеймо отменили. Экономили.</w:t>
-      </w:r>
-    </w:p>
-    <w:p>
-      <w:pPr>
-        <w:pStyle w:val="BodyText"/>
-      </w:pPr>
-      <w:r>
-        <w:t xml:space="preserve">ALEKSEY: Пап, это то же самое. Серийный номер — это клеймо мастера.</w:t>
-      </w:r>
-    </w:p>
-    <w:p>
-      <w:pPr>
-        <w:pStyle w:val="BodyText"/>
-      </w:pPr>
-      <w:r>
-        <w:t xml:space="preserve">NIKOLAY: То же самое. Только у них не перестали экономить. Наоборот.</w:t>
-      </w:r>
-    </w:p>
-    <w:p>
-      <w:pPr>
-        <w:pStyle w:val="BodyText"/>
-      </w:pPr>
-      <w:r>
-        <w:t xml:space="preserve">ALEKSEY: А ещё они выбросили партию. Пять тысяч шприцев. Из-за невидимых пузырьков.</w:t>
-      </w:r>
-    </w:p>
-    <w:p>
-      <w:pPr>
-        <w:pStyle w:val="BodyText"/>
-      </w:pPr>
-      <w:r>
-        <w:t xml:space="preserve">NIKOLAY: Пять тысяч? Из-за пузырьков? Нашего директора за такое бы уволили. За то, что выбросил.</w:t>
-      </w:r>
-    </w:p>
-    <w:p>
-      <w:pPr>
-        <w:pStyle w:val="BodyText"/>
-      </w:pPr>
-      <w:r>
-        <w:t xml:space="preserve">ALEKSEY: А их директор подписал сам. Он мне предложил её бесплатно. Это была проверка. Я отказался.</w:t>
+        <w:t xml:space="preserve">NIKOLAY: Тогда ты сам и виноват, если они закроются. Ты готов быть виноватым перед двумя женщинами и корейцами? Перед людьми, которые тебе поверили? Это тяжелее, чем без зарплаты. Без зарплаты ты отвечаешь только за себя, а тут за всех сразу.</w:t>
+      </w:r>
+    </w:p>
+    <w:p>
+      <w:pPr>
+        <w:pStyle w:val="BodyText"/>
+      </w:pPr>
+      <w:r>
+        <w:t xml:space="preserve">ALEKSEY: Я готов, ведь я уже виноват перед тобой, потому что не сказал раньше.</w:t>
+      </w:r>
+    </w:p>
+    <w:p>
+      <w:pPr>
+        <w:pStyle w:val="BodyText"/>
+      </w:pPr>
+      <w:r>
+        <w:t xml:space="preserve">NIKOLAY: Это да. Ну, покажи, что там у тебя у корейцев, ты же наверняка фотографировал?</w:t>
+      </w:r>
+    </w:p>
+    <w:p>
+      <w:pPr>
+        <w:pStyle w:val="BodyText"/>
+      </w:pPr>
+      <w:r>
+        <w:t xml:space="preserve">ALEKSEY: Вот, смотри: завод в Вонджу, чистая зона. А это журнал мытья пола, каждые четыре часа.</w:t>
+      </w:r>
+    </w:p>
+    <w:p>
+      <w:pPr>
+        <w:pStyle w:val="BodyText"/>
+      </w:pPr>
+      <w:r>
+        <w:t xml:space="preserve">NIKOLAY: Журнал для пола, серьёзно? У нас в цеху пол мыли раз в неделю, если вообще мыли.</w:t>
+      </w:r>
+    </w:p>
+    <w:p>
+      <w:pPr>
+        <w:pStyle w:val="BodyText"/>
+      </w:pPr>
+      <w:r>
+        <w:t xml:space="preserve">ALEKSEY: А это номер на каждом шприце. По нему можно узнать день, смену и человека, который его делал.</w:t>
+      </w:r>
+    </w:p>
+    <w:p>
+      <w:pPr>
+        <w:pStyle w:val="BodyText"/>
+      </w:pPr>
+      <w:r>
+        <w:t xml:space="preserve">NIKOLAY: На каждом шприце? Это же очень дорого, кто им это сделал?</w:t>
+      </w:r>
+    </w:p>
+    <w:p>
+      <w:pPr>
+        <w:pStyle w:val="BodyText"/>
+      </w:pPr>
+      <w:r>
+        <w:t xml:space="preserve">ALEKSEY: Они сами, после того как их обманул дистрибьютор и продавал подделки в их коробках.</w:t>
+      </w:r>
+    </w:p>
+    <w:p>
+      <w:pPr>
+        <w:pStyle w:val="BodyText"/>
+      </w:pPr>
+      <w:r>
+        <w:t xml:space="preserve">NIKOLAY: Это умно. У нас на заводе тоже ставили клеймо мастера, ещё в восьмидесятые.</w:t>
+      </w:r>
+    </w:p>
+    <w:p>
+      <w:pPr>
+        <w:pStyle w:val="BodyText"/>
+      </w:pPr>
+      <w:r>
+        <w:t xml:space="preserve">ALEKSEY: Клеймо мастера? А как это было?</w:t>
+      </w:r>
+    </w:p>
+    <w:p>
+      <w:pPr>
+        <w:pStyle w:val="BodyText"/>
+      </w:pPr>
+      <w:r>
+        <w:t xml:space="preserve">NIKOLAY: Маленькая буква и цифра, моя была «В-7». Если деталь бракованная, сразу знали, кто её делал. Никто не хотел, чтобы его клеймо было на браке. Потом клеймо отменили, потому что экономили, и с тех пор брака стало больше.</w:t>
+      </w:r>
+    </w:p>
+    <w:p>
+      <w:pPr>
+        <w:pStyle w:val="BodyText"/>
+      </w:pPr>
+      <w:r>
+        <w:t xml:space="preserve">ALEKSEY: Пап, это же то же самое. Серийный номер — это клеймо мастера.</w:t>
+      </w:r>
+    </w:p>
+    <w:p>
+      <w:pPr>
+        <w:pStyle w:val="BodyText"/>
+      </w:pPr>
+      <w:r>
+        <w:t xml:space="preserve">NIKOLAY: То же самое, только у них не перестали экономить на качестве, а наоборот.</w:t>
+      </w:r>
+    </w:p>
+    <w:p>
+      <w:pPr>
+        <w:pStyle w:val="BodyText"/>
+      </w:pPr>
+      <w:r>
+        <w:t xml:space="preserve">ALEKSEY: А ещё они выбросили целую партию, пять тысяч шприцев, из-за невидимых пузырьков.</w:t>
+      </w:r>
+    </w:p>
+    <w:p>
+      <w:pPr>
+        <w:pStyle w:val="BodyText"/>
+      </w:pPr>
+      <w:r>
+        <w:t xml:space="preserve">NIKOLAY: Пять тысяч из-за пузырьков? Нашего директора за такое уволили бы, причём за то, что выбросил.</w:t>
+      </w:r>
+    </w:p>
+    <w:p>
+      <w:pPr>
+        <w:pStyle w:val="BodyText"/>
+      </w:pPr>
+      <w:r>
+        <w:t xml:space="preserve">ALEKSEY: А их директор подписал сам. Он даже предложил мне эту партию бесплатно, но это была проверка, и я отказался.</w:t>
       </w:r>
     </w:p>
     <w:p>
@@ -912,15 +912,15 @@
         <w:pStyle w:val="BodyText"/>
       </w:pPr>
       <w:r>
-        <w:t xml:space="preserve">ALEKSEY: Точно. Ты сам говорил: «Брак есть брак, хоть с бантиком».</w:t>
-      </w:r>
-    </w:p>
-    <w:p>
-      <w:pPr>
-        <w:pStyle w:val="BodyText"/>
-      </w:pPr>
-      <w:r>
-        <w:t xml:space="preserve">NIKOLAY: Говорил. Не думал, что ты запомнишь.</w:t>
+        <w:t xml:space="preserve">ALEKSEY: Точно твой. Ты же сам говорил: «Брак есть брак, хоть с бантиком».</w:t>
+      </w:r>
+    </w:p>
+    <w:p>
+      <w:pPr>
+        <w:pStyle w:val="BodyText"/>
+      </w:pPr>
+      <w:r>
+        <w:t xml:space="preserve">NIKOLAY: Говорил, только не думал, что ты это запомнишь.</w:t>
       </w:r>
     </w:p>
     <w:bookmarkEnd w:id="23"/>
@@ -938,71 +938,71 @@
         <w:pStyle w:val="FirstParagraph"/>
       </w:pPr>
       <w:r>
-        <w:t xml:space="preserve">ALEKSEY: Пап, можно я расскажу тебе одну историю? Корейскую. Мне её рассказал их президент.</w:t>
-      </w:r>
-    </w:p>
-    <w:p>
-      <w:pPr>
-        <w:pStyle w:val="BodyText"/>
-      </w:pPr>
-      <w:r>
-        <w:t xml:space="preserve">NIKOLAY: Рассказывай. Колесо всё равно крутить.</w:t>
-      </w:r>
-    </w:p>
-    <w:p>
-      <w:pPr>
-        <w:pStyle w:val="BodyText"/>
-      </w:pPr>
-      <w:r>
-        <w:t xml:space="preserve">ALEKSEY: Двадцать лет назад он ушёл из большой компании. Начал в гараже. Пять человек. Его отец год с ним не разговаривал. Как ты сейчас со мной будешь.</w:t>
-      </w:r>
-    </w:p>
-    <w:p>
-      <w:pPr>
-        <w:pStyle w:val="BodyText"/>
-      </w:pPr>
-      <w:r>
-        <w:t xml:space="preserve">NIKOLAY: Правильно делал.</w:t>
-      </w:r>
-    </w:p>
-    <w:p>
-      <w:pPr>
-        <w:pStyle w:val="BodyText"/>
-      </w:pPr>
-      <w:r>
-        <w:t xml:space="preserve">ALEKSEY: А потом отец приехал в гараж. Ничего не сказал. И помыл пол. Весь, до последнего угла. И уехал. Без единого слова. Это был его ответ сыну.</w:t>
-      </w:r>
-    </w:p>
-    <w:p>
-      <w:pPr>
-        <w:pStyle w:val="BodyText"/>
-      </w:pPr>
-      <w:r>
-        <w:t xml:space="preserve">NIKOLAY: Помыл пол.</w:t>
-      </w:r>
-    </w:p>
-    <w:p>
-      <w:pPr>
-        <w:pStyle w:val="BodyText"/>
-      </w:pPr>
-      <w:r>
-        <w:t xml:space="preserve">ALEKSEY: С тех пор у них на заводе моют пол каждые четыре часа. Поэтому журнал.</w:t>
-      </w:r>
-    </w:p>
-    <w:p>
-      <w:pPr>
-        <w:pStyle w:val="BodyText"/>
-      </w:pPr>
-      <w:r>
-        <w:t xml:space="preserve">NIKOLAY: Ты мне это рассказываешь, чтобы я помыл пол?</w:t>
-      </w:r>
-    </w:p>
-    <w:p>
-      <w:pPr>
-        <w:pStyle w:val="BodyText"/>
-      </w:pPr>
-      <w:r>
-        <w:t xml:space="preserve">ALEKSEY: Нет. Я тебе это рассказываю, потому что президент сказал: «Скажите отцу сами. Иначе это не своё дело, а побег». Я пообещал. Вот, говорю. Поздно, но говорю.</w:t>
+        <w:t xml:space="preserve">ALEKSEY: Пап, можно я расскажу тебе одну историю? Корейскую, мне её рассказал их президент.</w:t>
+      </w:r>
+    </w:p>
+    <w:p>
+      <w:pPr>
+        <w:pStyle w:val="BodyText"/>
+      </w:pPr>
+      <w:r>
+        <w:t xml:space="preserve">NIKOLAY: Рассказывай, колесо всё равно надо крутить.</w:t>
+      </w:r>
+    </w:p>
+    <w:p>
+      <w:pPr>
+        <w:pStyle w:val="BodyText"/>
+      </w:pPr>
+      <w:r>
+        <w:t xml:space="preserve">ALEKSEY: Двадцать лет назад он ушёл из большой компании и начал в гараже, их было пять человек. Его отец год с ним не разговаривал, так же как ты сейчас, наверное, будешь со мной.</w:t>
+      </w:r>
+    </w:p>
+    <w:p>
+      <w:pPr>
+        <w:pStyle w:val="BodyText"/>
+      </w:pPr>
+      <w:r>
+        <w:t xml:space="preserve">NIKOLAY: И правильно делал, между прочим.</w:t>
+      </w:r>
+    </w:p>
+    <w:p>
+      <w:pPr>
+        <w:pStyle w:val="BodyText"/>
+      </w:pPr>
+      <w:r>
+        <w:t xml:space="preserve">ALEKSEY: А потом отец приехал в гараж, ничего не сказал и помыл пол, весь, до последнего угла. И уехал без единого слова. Это был его ответ сыну, и сын понял его лучше любых слов.</w:t>
+      </w:r>
+    </w:p>
+    <w:p>
+      <w:pPr>
+        <w:pStyle w:val="BodyText"/>
+      </w:pPr>
+      <w:r>
+        <w:t xml:space="preserve">NIKOLAY: Помыл пол, значит. Вот оно как бывает у людей.</w:t>
+      </w:r>
+    </w:p>
+    <w:p>
+      <w:pPr>
+        <w:pStyle w:val="BodyText"/>
+      </w:pPr>
+      <w:r>
+        <w:t xml:space="preserve">ALEKSEY: С тех пор у них на заводе моют пол каждые четыре часа. Поэтому у них и есть этот журнал.</w:t>
+      </w:r>
+    </w:p>
+    <w:p>
+      <w:pPr>
+        <w:pStyle w:val="BodyText"/>
+      </w:pPr>
+      <w:r>
+        <w:t xml:space="preserve">NIKOLAY: Ты мне это рассказываешь, чтобы я тоже помыл пол?</w:t>
+      </w:r>
+    </w:p>
+    <w:p>
+      <w:pPr>
+        <w:pStyle w:val="BodyText"/>
+      </w:pPr>
+      <w:r>
+        <w:t xml:space="preserve">ALEKSEY: Нет, я тебе это рассказываю, потому что президент сказал: «Скажите отцу сами. Иначе это не своё дело, а побег». Я пообещал, и вот я говорю. Поздно, но говорю, и мне от этого уже легче.</w:t>
       </w:r>
     </w:p>
     <w:p>
@@ -1018,15 +1018,15 @@
         <w:pStyle w:val="BodyText"/>
       </w:pPr>
       <w:r>
-        <w:t xml:space="preserve">ALEKSEY: Мог. Боялся.</w:t>
-      </w:r>
-    </w:p>
-    <w:p>
-      <w:pPr>
-        <w:pStyle w:val="BodyText"/>
-      </w:pPr>
-      <w:r>
-        <w:t xml:space="preserve">NIKOLAY: Боялся меня? Мне шестьдесят три года. Я старый инженер без завода.</w:t>
+        <w:t xml:space="preserve">ALEKSEY: Мог, конечно, но я просто боялся.</w:t>
+      </w:r>
+    </w:p>
+    <w:p>
+      <w:pPr>
+        <w:pStyle w:val="BodyText"/>
+      </w:pPr>
+      <w:r>
+        <w:t xml:space="preserve">NIKOLAY: Боялся меня? Мне шестьдесят три года, я старый инженер без завода.</w:t>
       </w:r>
     </w:p>
     <w:p>
@@ -1042,95 +1042,95 @@
         <w:pStyle w:val="BodyText"/>
       </w:pPr>
       <w:r>
-        <w:t xml:space="preserve">NIKOLAY: Того хозяина? Нет. Тот хозяин никого не спрашивал. Ты спрашиваешь бабушку, корейцев, меня.</w:t>
-      </w:r>
-    </w:p>
-    <w:p>
-      <w:pPr>
-        <w:pStyle w:val="BodyText"/>
-      </w:pPr>
-      <w:r>
-        <w:t xml:space="preserve">ALEKSEY: Бабушку первой. Прости.</w:t>
-      </w:r>
-    </w:p>
-    <w:p>
-      <w:pPr>
-        <w:pStyle w:val="BodyText"/>
-      </w:pPr>
-      <w:r>
-        <w:t xml:space="preserve">NIKOLAY: Бабушку первой — правильно. Она лучше всех знает, где болит.</w:t>
-      </w:r>
-    </w:p>
-    <w:p>
-      <w:pPr>
-        <w:pStyle w:val="BodyText"/>
-      </w:pPr>
-      <w:r>
-        <w:t xml:space="preserve">ALEKSEY: Ты не сердишься?</w:t>
-      </w:r>
-    </w:p>
-    <w:p>
-      <w:pPr>
-        <w:pStyle w:val="BodyText"/>
-      </w:pPr>
-      <w:r>
-        <w:t xml:space="preserve">NIKOLAY: Сержусь. Но не за это. За квартиру. Ты понимаешь, что если не получится, тебе жить негде? Ко мне в Тулу? В свою детскую комнату, с плакатами?</w:t>
-      </w:r>
-    </w:p>
-    <w:p>
-      <w:pPr>
-        <w:pStyle w:val="BodyText"/>
-      </w:pPr>
-      <w:r>
-        <w:t xml:space="preserve">ALEKSEY: Понимаю. Ирина сделала заём, а не капитал. Если не получится, я получу назад часть первым.</w:t>
-      </w:r>
-    </w:p>
-    <w:p>
-      <w:pPr>
-        <w:pStyle w:val="BodyText"/>
-      </w:pPr>
-      <w:r>
-        <w:t xml:space="preserve">NIKOLAY: Часть. Часть квартиры — это балкон. Ты будешь жить на балконе?</w:t>
-      </w:r>
-    </w:p>
-    <w:p>
-      <w:pPr>
-        <w:pStyle w:val="BodyText"/>
-      </w:pPr>
-      <w:r>
-        <w:t xml:space="preserve">ALEKSEY: У нас в офисе есть балкон. Ольга Петровна на нём курит.</w:t>
-      </w:r>
-    </w:p>
-    <w:p>
-      <w:pPr>
-        <w:pStyle w:val="BodyText"/>
-      </w:pPr>
-      <w:r>
-        <w:t xml:space="preserve">NIKOLAY: Шутник. Весь в мать.</w:t>
-      </w:r>
-    </w:p>
-    <w:p>
-      <w:pPr>
-        <w:pStyle w:val="BodyText"/>
-      </w:pPr>
-      <w:r>
-        <w:t xml:space="preserve">TATYANA: Я всё слышу. Я принесла чай. Коля, ты не помоешь пол?</w:t>
-      </w:r>
-    </w:p>
-    <w:p>
-      <w:pPr>
-        <w:pStyle w:val="BodyText"/>
-      </w:pPr>
-      <w:r>
-        <w:t xml:space="preserve">ALEKSEY: Мам, он и не должен. Это была корейская история.</w:t>
-      </w:r>
-    </w:p>
-    <w:p>
-      <w:pPr>
-        <w:pStyle w:val="BodyText"/>
-      </w:pPr>
-      <w:r>
-        <w:t xml:space="preserve">NIKOLAY: Не помою. Я не кореец. Я чиню.</w:t>
+        <w:t xml:space="preserve">NIKOLAY: Того хозяина? Нет, тот хозяин никого не спрашивал, а ты спрашиваешь бабушку, корейцев и меня.</w:t>
+      </w:r>
+    </w:p>
+    <w:p>
+      <w:pPr>
+        <w:pStyle w:val="BodyText"/>
+      </w:pPr>
+      <w:r>
+        <w:t xml:space="preserve">ALEKSEY: Бабушку я спросил первой. Прости меня за это.</w:t>
+      </w:r>
+    </w:p>
+    <w:p>
+      <w:pPr>
+        <w:pStyle w:val="BodyText"/>
+      </w:pPr>
+      <w:r>
+        <w:t xml:space="preserve">NIKOLAY: Бабушку первой — это правильно. Она лучше всех знает, где болит.</w:t>
+      </w:r>
+    </w:p>
+    <w:p>
+      <w:pPr>
+        <w:pStyle w:val="BodyText"/>
+      </w:pPr>
+      <w:r>
+        <w:t xml:space="preserve">ALEKSEY: Значит, ты на меня не сердишься?</w:t>
+      </w:r>
+    </w:p>
+    <w:p>
+      <w:pPr>
+        <w:pStyle w:val="BodyText"/>
+      </w:pPr>
+      <w:r>
+        <w:t xml:space="preserve">NIKOLAY: Сержусь, но не за это, а за квартиру. Ты понимаешь, что если не получится, тебе жить негде? Ко мне в Тулу поедешь? В свою детскую комнату, с плакатами на стенах?</w:t>
+      </w:r>
+    </w:p>
+    <w:p>
+      <w:pPr>
+        <w:pStyle w:val="BodyText"/>
+      </w:pPr>
+      <w:r>
+        <w:t xml:space="preserve">ALEKSEY: Понимаю. Ирина сделала заём, а не капитал, поэтому если не получится, я первым получу назад хотя бы часть.</w:t>
+      </w:r>
+    </w:p>
+    <w:p>
+      <w:pPr>
+        <w:pStyle w:val="BodyText"/>
+      </w:pPr>
+      <w:r>
+        <w:t xml:space="preserve">NIKOLAY: Часть квартиры — это в лучшем случае балкон. Ты что, будешь жить на балконе?</w:t>
+      </w:r>
+    </w:p>
+    <w:p>
+      <w:pPr>
+        <w:pStyle w:val="BodyText"/>
+      </w:pPr>
+      <w:r>
+        <w:t xml:space="preserve">ALEKSEY: У нас в офисе как раз есть балкон, и Ольга Петровна на нём курит.</w:t>
+      </w:r>
+    </w:p>
+    <w:p>
+      <w:pPr>
+        <w:pStyle w:val="BodyText"/>
+      </w:pPr>
+      <w:r>
+        <w:t xml:space="preserve">NIKOLAY: Шутник ты, весь в мать, честное слово.</w:t>
+      </w:r>
+    </w:p>
+    <w:p>
+      <w:pPr>
+        <w:pStyle w:val="BodyText"/>
+      </w:pPr>
+      <w:r>
+        <w:t xml:space="preserve">TATYANA: Я всё слышу, я принесла чай. Коля, а ты не помоешь пол?</w:t>
+      </w:r>
+    </w:p>
+    <w:p>
+      <w:pPr>
+        <w:pStyle w:val="BodyText"/>
+      </w:pPr>
+      <w:r>
+        <w:t xml:space="preserve">ALEKSEY: Мам, он и не должен. Это была просто корейская история.</w:t>
+      </w:r>
+    </w:p>
+    <w:p>
+      <w:pPr>
+        <w:pStyle w:val="BodyText"/>
+      </w:pPr>
+      <w:r>
+        <w:t xml:space="preserve">NIKOLAY: Не помою, потому что я не кореец. Я чиню.</w:t>
       </w:r>
     </w:p>
     <w:bookmarkEnd w:id="24"/>
@@ -1148,119 +1148,119 @@
         <w:pStyle w:val="FirstParagraph"/>
       </w:pPr>
       <w:r>
-        <w:t xml:space="preserve">TATYANA: Лёша, вот пироги в дорогу. Ирине и Ольге Петровне. Передай.</w:t>
-      </w:r>
-    </w:p>
-    <w:p>
-      <w:pPr>
-        <w:pStyle w:val="BodyText"/>
-      </w:pPr>
-      <w:r>
-        <w:t xml:space="preserve">ALEKSEY: Передам, мам. А где папа? Поезд через десять минут.</w:t>
-      </w:r>
-    </w:p>
-    <w:p>
-      <w:pPr>
-        <w:pStyle w:val="BodyText"/>
-      </w:pPr>
-      <w:r>
-        <w:t xml:space="preserve">TATYANA: Остался в гараже. Сказал, что колесо не получается. Не обижайся.</w:t>
-      </w:r>
-    </w:p>
-    <w:p>
-      <w:pPr>
-        <w:pStyle w:val="BodyText"/>
-      </w:pPr>
-      <w:r>
-        <w:t xml:space="preserve">ALEKSEY: Я не обижаюсь. Я уеду без чемодана.</w:t>
-      </w:r>
-    </w:p>
-    <w:p>
-      <w:pPr>
-        <w:pStyle w:val="BodyText"/>
-      </w:pPr>
-      <w:r>
-        <w:t xml:space="preserve">TATYANA: Он такой. Когда не может сказать, он…</w:t>
-      </w:r>
-    </w:p>
-    <w:p>
-      <w:pPr>
-        <w:pStyle w:val="BodyText"/>
-      </w:pPr>
-      <w:r>
-        <w:t xml:space="preserve">NIKOLAY: Чинит. Вот твой чемодан. Колесо железное, со старой тележки. Держит.</w:t>
-      </w:r>
-    </w:p>
-    <w:p>
-      <w:pPr>
-        <w:pStyle w:val="BodyText"/>
-      </w:pPr>
-      <w:r>
-        <w:t xml:space="preserve">ALEKSEY: Пап. Ты успел.</w:t>
-      </w:r>
-    </w:p>
-    <w:p>
-      <w:pPr>
-        <w:pStyle w:val="BodyText"/>
-      </w:pPr>
-      <w:r>
-        <w:t xml:space="preserve">NIKOLAY: Я всегда успеваю. В отличие от «Ласточки». Колесо на год хватит. Потом посмотрим.</w:t>
-      </w:r>
-    </w:p>
-    <w:p>
-      <w:pPr>
-        <w:pStyle w:val="BodyText"/>
-      </w:pPr>
-      <w:r>
-        <w:t xml:space="preserve">ALEKSEY: Год. Мой бывший начальник сказал, что идеалисты в бизнесе живут год.</w:t>
-      </w:r>
-    </w:p>
-    <w:p>
-      <w:pPr>
-        <w:pStyle w:val="BodyText"/>
-      </w:pPr>
-      <w:r>
-        <w:t xml:space="preserve">NIKOLAY: Значит, колесо как раз. Если через год будешь жив, сделаю второе.</w:t>
-      </w:r>
-    </w:p>
-    <w:p>
-      <w:pPr>
-        <w:pStyle w:val="BodyText"/>
-      </w:pPr>
-      <w:r>
-        <w:t xml:space="preserve">TATYANA: Коля, скажи ему хоть что-нибудь хорошее.</w:t>
-      </w:r>
-    </w:p>
-    <w:p>
-      <w:pPr>
-        <w:pStyle w:val="BodyText"/>
-      </w:pPr>
-      <w:r>
-        <w:t xml:space="preserve">NIKOLAY: Хорошее. Ладно. Твоё клеймо. На колесе. Посмотри снизу.</w:t>
-      </w:r>
-    </w:p>
-    <w:p>
-      <w:pPr>
-        <w:pStyle w:val="BodyText"/>
-      </w:pPr>
-      <w:r>
-        <w:t xml:space="preserve">ALEKSEY: «В-7». Твоё клеймо мастера.</w:t>
-      </w:r>
-    </w:p>
-    <w:p>
-      <w:pPr>
-        <w:pStyle w:val="BodyText"/>
-      </w:pPr>
-      <w:r>
-        <w:t xml:space="preserve">NIKOLAY: Моё. Теперь едет с тобой. Не опозорь.</w:t>
-      </w:r>
-    </w:p>
-    <w:p>
-      <w:pPr>
-        <w:pStyle w:val="BodyText"/>
-      </w:pPr>
-      <w:r>
-        <w:t xml:space="preserve">ALEKSEY: Не опозорю, пап. Обещаю. Позвоню, когда придёт первый контейнер. И когда будет первый брак — тоже позвоню. Ты научишь, что с ним делать. Ты в этом лучший.</w:t>
+        <w:t xml:space="preserve">TATYANA: Лёша, вот пироги в дорогу, для Ирины и Ольги Петровны. Обязательно передай.</w:t>
+      </w:r>
+    </w:p>
+    <w:p>
+      <w:pPr>
+        <w:pStyle w:val="BodyText"/>
+      </w:pPr>
+      <w:r>
+        <w:t xml:space="preserve">ALEKSEY: Передам, мам. А где же папа, если поезд через десять минут?</w:t>
+      </w:r>
+    </w:p>
+    <w:p>
+      <w:pPr>
+        <w:pStyle w:val="BodyText"/>
+      </w:pPr>
+      <w:r>
+        <w:t xml:space="preserve">TATYANA: Он остался в гараже. Сказал, что колесо не получается. Не обижайся на него.</w:t>
+      </w:r>
+    </w:p>
+    <w:p>
+      <w:pPr>
+        <w:pStyle w:val="BodyText"/>
+      </w:pPr>
+      <w:r>
+        <w:t xml:space="preserve">ALEKSEY: Я не обижаюсь. Просто уеду без чемодана, ничего страшного.</w:t>
+      </w:r>
+    </w:p>
+    <w:p>
+      <w:pPr>
+        <w:pStyle w:val="BodyText"/>
+      </w:pPr>
+      <w:r>
+        <w:t xml:space="preserve">TATYANA: Он такой. Когда не может что-то сказать, он…</w:t>
+      </w:r>
+    </w:p>
+    <w:p>
+      <w:pPr>
+        <w:pStyle w:val="BodyText"/>
+      </w:pPr>
+      <w:r>
+        <w:t xml:space="preserve">NIKOLAY: Чинит. Вот твой чемодан, а колесо железное, со старой тележки, держит крепко.</w:t>
+      </w:r>
+    </w:p>
+    <w:p>
+      <w:pPr>
+        <w:pStyle w:val="BodyText"/>
+      </w:pPr>
+      <w:r>
+        <w:t xml:space="preserve">ALEKSEY: Пап, ты всё-таки успел!</w:t>
+      </w:r>
+    </w:p>
+    <w:p>
+      <w:pPr>
+        <w:pStyle w:val="BodyText"/>
+      </w:pPr>
+      <w:r>
+        <w:t xml:space="preserve">NIKOLAY: Я всегда успеваю, в отличие от «Ласточки». Колеса на год хватит, а потом посмотрим.</w:t>
+      </w:r>
+    </w:p>
+    <w:p>
+      <w:pPr>
+        <w:pStyle w:val="BodyText"/>
+      </w:pPr>
+      <w:r>
+        <w:t xml:space="preserve">ALEKSEY: Год, говоришь? Мой бывший начальник сказал, что идеалисты в бизнесе живут год.</w:t>
+      </w:r>
+    </w:p>
+    <w:p>
+      <w:pPr>
+        <w:pStyle w:val="BodyText"/>
+      </w:pPr>
+      <w:r>
+        <w:t xml:space="preserve">NIKOLAY: Значит, колесо как раз. Если через год будешь жив, сделаю тебе второе.</w:t>
+      </w:r>
+    </w:p>
+    <w:p>
+      <w:pPr>
+        <w:pStyle w:val="BodyText"/>
+      </w:pPr>
+      <w:r>
+        <w:t xml:space="preserve">TATYANA: Коля, ну скажи ему хоть что-нибудь хорошее на прощание.</w:t>
+      </w:r>
+    </w:p>
+    <w:p>
+      <w:pPr>
+        <w:pStyle w:val="BodyText"/>
+      </w:pPr>
+      <w:r>
+        <w:t xml:space="preserve">NIKOLAY: Ладно, скажу хорошее: там на колесе твоё клеймо, посмотри снизу.</w:t>
+      </w:r>
+    </w:p>
+    <w:p>
+      <w:pPr>
+        <w:pStyle w:val="BodyText"/>
+      </w:pPr>
+      <w:r>
+        <w:t xml:space="preserve">ALEKSEY: «В-7». Это же твоё клеймо мастера.</w:t>
+      </w:r>
+    </w:p>
+    <w:p>
+      <w:pPr>
+        <w:pStyle w:val="BodyText"/>
+      </w:pPr>
+      <w:r>
+        <w:t xml:space="preserve">NIKOLAY: Да, моё, и теперь оно едет с тобой. Не опозорь.</w:t>
+      </w:r>
+    </w:p>
+    <w:p>
+      <w:pPr>
+        <w:pStyle w:val="BodyText"/>
+      </w:pPr>
+      <w:r>
+        <w:t xml:space="preserve">ALEKSEY: Не опозорю, пап, обещаю. Позвоню, когда придёт первый контейнер. И когда будет первый брак — тоже позвоню. Ты научишь, что с ним делать, потому что в этом ты лучший, и я это всегда знал.</w:t>
       </w:r>
     </w:p>
     <w:p>
@@ -2063,7 +2063,7 @@
         <w:t xml:space="preserve">“</w:t>
       </w:r>
       <w:r>
-        <w:t xml:space="preserve">Тогда ты сам и виноват, если они закроются. Ты готов быть виноватым перед двумя женщинами и корейцами? Перед людьми, которые тебе поверили? Это тяжелее, чем без зарплаты.</w:t>
+        <w:t xml:space="preserve">Тогда ты сам и виноват, если они закроются. Ты готов быть виноватым перед двумя женщинами и корейцами? Перед людьми, которые тебе поверили? Это тяжелее, чем без зарплаты. Без зарплаты ты отвечаешь только за себя, а тут за всех сразу.</w:t>
       </w:r>
       <w:r>
         <w:t xml:space="preserve">”</w:t>
@@ -2274,6 +2274,44 @@
           </w:p>
         </w:tc>
       </w:tr>
+      <w:tr>
+        <w:tc>
+          <w:tcPr/>
+          <w:p>
+            <w:pPr>
+              <w:pStyle w:val="Compact"/>
+              <w:jc w:val="left"/>
+            </w:pPr>
+            <w:r>
+              <w:t xml:space="preserve">⑤ 근거</w:t>
+            </w:r>
+          </w:p>
+        </w:tc>
+        <w:tc>
+          <w:tcPr/>
+          <w:p>
+            <w:pPr>
+              <w:pStyle w:val="Compact"/>
+              <w:jc w:val="left"/>
+            </w:pPr>
+            <w:r>
+              <w:t xml:space="preserve">Без зарплаты ты отвечаешь только за себя, а тут за всех сразу.</w:t>
+            </w:r>
+          </w:p>
+        </w:tc>
+        <w:tc>
+          <w:tcPr/>
+          <w:p>
+            <w:pPr>
+              <w:pStyle w:val="Compact"/>
+              <w:jc w:val="left"/>
+            </w:pPr>
+            <w:r>
+              <w:t xml:space="preserve">отвечать за + 대격, только…, а… 대비</w:t>
+            </w:r>
+          </w:p>
+        </w:tc>
+      </w:tr>
     </w:tbl>
     <w:p>
       <w:pPr>
@@ -2293,7 +2331,7 @@
         <w:t xml:space="preserve">“</w:t>
       </w:r>
       <w:r>
-        <w:t xml:space="preserve">Тогда ты сам…, если… Ты готов… перед…? Перед людьми, которые…? Это тяжелее, чем…</w:t>
+        <w:t xml:space="preserve">Тогда ты сам…, если… Ты готов… перед…? Перед людьми, которые…? Это тяжелее, чем… Без… ты отвечаешь только за…, а тут за…</w:t>
       </w:r>
       <w:r>
         <w:t xml:space="preserve">”</w:t>
@@ -2312,7 +2350,7 @@
         <w:t xml:space="preserve"> </w:t>
       </w:r>
       <w:r>
-        <w:t xml:space="preserve">тогда(그러면) · перед + 조격(~앞에서) · тяжелее, чем(~보다 무겁다)</w:t>
+        <w:t xml:space="preserve">тогда(그러면) · перед + 조격(~앞에서) · тяжелее, чем(~보다 무겁다) · отвечать за(~에 책임지다)</w:t>
       </w:r>
       <w:r>
         <w:t xml:space="preserve"> </w:t>
@@ -2328,7 +2366,7 @@
         <w:t xml:space="preserve"> </w:t>
       </w:r>
       <w:r>
-        <w:t xml:space="preserve">동업자에게 책임의 무게를 묻는 25~30단어 질문 만들기.</w:t>
+        <w:t xml:space="preserve">동업자에게 책임의 무게를 묻는 30~50단어 질문 만들기.</w:t>
       </w:r>
     </w:p>
     <w:bookmarkEnd w:id="30"/>
@@ -2814,39 +2852,39 @@
         <w:pStyle w:val="FirstParagraph"/>
       </w:pPr>
       <w:r>
-        <w:t xml:space="preserve">니콜라이: 기차가 늦었네. 7분. 예전엔 「라스토치카」가 안 늦었는데.</w:t>
-      </w:r>
-    </w:p>
-    <w:p>
-      <w:pPr>
-        <w:pStyle w:val="BodyText"/>
-      </w:pPr>
-      <w:r>
-        <w:t xml:space="preserve">알렉세이: 안녕, 아빠. 예전엔 「라스토치카」가 없었잖아요.</w:t>
-      </w:r>
-    </w:p>
-    <w:p>
-      <w:pPr>
-        <w:pStyle w:val="BodyText"/>
-      </w:pPr>
-      <w:r>
-        <w:t xml:space="preserve">니콜라이: 그것도 맞다. 타라. 문 세게 닫아, 잠금장치가 낡았어.</w:t>
-      </w:r>
-    </w:p>
-    <w:p>
-      <w:pPr>
-        <w:pStyle w:val="BodyText"/>
-      </w:pPr>
-      <w:r>
-        <w:t xml:space="preserve">알렉세이: 아직도 이 니바예요? 스무 살은 됐을 텐데.</w:t>
-      </w:r>
-    </w:p>
-    <w:p>
-      <w:pPr>
-        <w:pStyle w:val="BodyText"/>
-      </w:pPr>
-      <w:r>
-        <w:t xml:space="preserve">니콜라이: 스물두 살. 내가 직접 못 고친 고장은 하나도 없었지.</w:t>
+        <w:t xml:space="preserve">니콜라이: 기차가 7분 늦었네. 예전엔 「라스토치카」가 절대 안 늦었는데.</w:t>
+      </w:r>
+    </w:p>
+    <w:p>
+      <w:pPr>
+        <w:pStyle w:val="BodyText"/>
+      </w:pPr>
+      <w:r>
+        <w:t xml:space="preserve">알렉세이: 안녕, 아빠. 그런데 예전엔 「라스토치카」 자체가 없었잖아요.</w:t>
+      </w:r>
+    </w:p>
+    <w:p>
+      <w:pPr>
+        <w:pStyle w:val="BodyText"/>
+      </w:pPr>
+      <w:r>
+        <w:t xml:space="preserve">니콜라이: 그것도 맞다. 타라, 문은 세게 닫고, 잠금장치가 낡았거든.</w:t>
+      </w:r>
+    </w:p>
+    <w:p>
+      <w:pPr>
+        <w:pStyle w:val="BodyText"/>
+      </w:pPr>
+      <w:r>
+        <w:t xml:space="preserve">알렉세이: 아직도 이 니바 타세요? 스무 살은 됐을 텐데.</w:t>
+      </w:r>
+    </w:p>
+    <w:p>
+      <w:pPr>
+        <w:pStyle w:val="BodyText"/>
+      </w:pPr>
+      <w:r>
+        <w:t xml:space="preserve">니콜라이: 스물두 살이다, 그리고 내가 직접 못 고친 고장은 하나도 없었지.</w:t>
       </w:r>
     </w:p>
     <w:p>
@@ -2862,39 +2900,39 @@
         <w:pStyle w:val="BodyText"/>
       </w:pPr>
       <w:r>
-        <w:t xml:space="preserve">니콜라이: 서울? 서울에 갔었냐? 출장이야?</w:t>
-      </w:r>
-    </w:p>
-    <w:p>
-      <w:pPr>
-        <w:pStyle w:val="BodyText"/>
-      </w:pPr>
-      <w:r>
-        <w:t xml:space="preserve">알렉세이: 꼭 그런 건 아니고요. 집에서 말씀드릴게요. 엄마가 점심 해 놨어요?</w:t>
-      </w:r>
-    </w:p>
-    <w:p>
-      <w:pPr>
-        <w:pStyle w:val="BodyText"/>
-      </w:pPr>
-      <w:r>
-        <w:t xml:space="preserve">니콜라이: 양배추 피로그. 할머니 레시피로. 너 할머니한테 갔었다며. 왜 나한텐 말 안 했어?</w:t>
-      </w:r>
-    </w:p>
-    <w:p>
-      <w:pPr>
-        <w:pStyle w:val="BodyText"/>
-      </w:pPr>
-      <w:r>
-        <w:t xml:space="preserve">알렉세이: 할머니가 말하지 말래서요. 아니, 제가 부탁했어요.</w:t>
-      </w:r>
-    </w:p>
-    <w:p>
-      <w:pPr>
-        <w:pStyle w:val="BodyText"/>
-      </w:pPr>
-      <w:r>
-        <w:t xml:space="preserve">니콜라이: 그러니까 할머니랑 비밀이 있었구나. 나를 빼고.</w:t>
+        <w:t xml:space="preserve">니콜라이: 너 서울에 갔었냐? 무슨 출장이라도 간 거야?</w:t>
+      </w:r>
+    </w:p>
+    <w:p>
+      <w:pPr>
+        <w:pStyle w:val="BodyText"/>
+      </w:pPr>
+      <w:r>
+        <w:t xml:space="preserve">알렉세이: 꼭 그런 건 아니고요, 집에서 다 말씀드릴게요. 엄마가 점심 해 놨어요?</w:t>
+      </w:r>
+    </w:p>
+    <w:p>
+      <w:pPr>
+        <w:pStyle w:val="BodyText"/>
+      </w:pPr>
+      <w:r>
+        <w:t xml:space="preserve">니콜라이: 양배추 피로그, 할머니 레시피로. 너 할머니한테 갔었다며, 왜 나한텐 아무 말도 안 했어?</w:t>
+      </w:r>
+    </w:p>
+    <w:p>
+      <w:pPr>
+        <w:pStyle w:val="BodyText"/>
+      </w:pPr>
+      <w:r>
+        <w:t xml:space="preserve">알렉세이: 할머니가 말하지 말래서요. 아니, 솔직히 말하면 제가 부탁했어요.</w:t>
+      </w:r>
+    </w:p>
+    <w:p>
+      <w:pPr>
+        <w:pStyle w:val="BodyText"/>
+      </w:pPr>
+      <w:r>
+        <w:t xml:space="preserve">니콜라이: 그러니까 할머니랑 비밀이 있었구나, 그것도 나를 빼고.</w:t>
       </w:r>
     </w:p>
     <w:p>
@@ -2910,23 +2948,23 @@
         <w:pStyle w:val="BodyText"/>
       </w:pPr>
       <w:r>
-        <w:t xml:space="preserve">니콜라이: 「오늘 다 말씀드릴게요」. 나쁜 일이 있을 때 그렇게 시작하지.</w:t>
-      </w:r>
-    </w:p>
-    <w:p>
-      <w:pPr>
-        <w:pStyle w:val="BodyText"/>
-      </w:pPr>
-      <w:r>
-        <w:t xml:space="preserve">알렉세이: 아니면 중요한 일이 있을 때요.</w:t>
-      </w:r>
-    </w:p>
-    <w:p>
-      <w:pPr>
-        <w:pStyle w:val="BodyText"/>
-      </w:pPr>
-      <w:r>
-        <w:t xml:space="preserve">니콜라이: 내 나이엔 그게 그거다. 안전벨트 매.</w:t>
+        <w:t xml:space="preserve">니콜라이: 「오늘 다 말씀드릴게요」. 보통 나쁜 일이 생겼을 때 그렇게 시작하지.</w:t>
+      </w:r>
+    </w:p>
+    <w:p>
+      <w:pPr>
+        <w:pStyle w:val="BodyText"/>
+      </w:pPr>
+      <w:r>
+        <w:t xml:space="preserve">알렉세이: 아니면 중요한 일이 생겼을 때요.</w:t>
+      </w:r>
+    </w:p>
+    <w:p>
+      <w:pPr>
+        <w:pStyle w:val="BodyText"/>
+      </w:pPr>
+      <w:r>
+        <w:t xml:space="preserve">니콜라이: 내 나이엔 그게 그거다. 그러니 안전벨트 매라, 가자.</w:t>
       </w:r>
     </w:p>
     <w:bookmarkEnd w:id="33"/>
@@ -2944,63 +2982,63 @@
         <w:pStyle w:val="FirstParagraph"/>
       </w:pPr>
       <w:r>
-        <w:t xml:space="preserve">타티야나: 료셴카! 말랐네. 앉아, 피로그 뜨거워. 콜랴, 손 씻어.</w:t>
-      </w:r>
-    </w:p>
-    <w:p>
-      <w:pPr>
-        <w:pStyle w:val="BodyText"/>
-      </w:pPr>
-      <w:r>
-        <w:t xml:space="preserve">니콜라이: 씻었어. 차고에서.</w:t>
-      </w:r>
-    </w:p>
-    <w:p>
-      <w:pPr>
-        <w:pStyle w:val="BodyText"/>
-      </w:pPr>
-      <w:r>
-        <w:t xml:space="preserve">타티야나: 차고에서 씻은 건 씻은 게 아니야. 때를 다른 데로 옮긴 거지.</w:t>
-      </w:r>
-    </w:p>
-    <w:p>
-      <w:pPr>
-        <w:pStyle w:val="BodyText"/>
-      </w:pPr>
-      <w:r>
-        <w:t xml:space="preserve">알렉세이: 엄마, 아빠. 보여 드릴 게 있어요. 피로그 전에요.</w:t>
-      </w:r>
-    </w:p>
-    <w:p>
-      <w:pPr>
-        <w:pStyle w:val="BodyText"/>
-      </w:pPr>
-      <w:r>
-        <w:t xml:space="preserve">타티야나: 피로그 전에? 심각하구나.</w:t>
-      </w:r>
-    </w:p>
-    <w:p>
-      <w:pPr>
-        <w:pStyle w:val="BodyText"/>
-      </w:pPr>
-      <w:r>
-        <w:t xml:space="preserve">알렉세이: 여기요. 회사 정관이에요. 「모스트 메디컬」. 대표이사 — 저예요.</w:t>
-      </w:r>
-    </w:p>
-    <w:p>
-      <w:pPr>
-        <w:pStyle w:val="BodyText"/>
-      </w:pPr>
-      <w:r>
-        <w:t xml:space="preserve">니콜라이: 무슨 회사? 너 「헬베메드」에 있잖아. 월 25만.</w:t>
-      </w:r>
-    </w:p>
-    <w:p>
-      <w:pPr>
-        <w:pStyle w:val="BodyText"/>
-      </w:pPr>
-      <w:r>
-        <w:t xml:space="preserve">알렉세이: 그만뒀어요. 한 달 전에.</w:t>
+        <w:t xml:space="preserve">타티야나: 료셴카, 어쩜 이렇게 말랐니! 어서 앉아, 피로그 아직 뜨거워. 콜랴, 당신은 손 씻어.</w:t>
+      </w:r>
+    </w:p>
+    <w:p>
+      <w:pPr>
+        <w:pStyle w:val="BodyText"/>
+      </w:pPr>
+      <w:r>
+        <w:t xml:space="preserve">니콜라이: 벌써 씻었어, 차고에서.</w:t>
+      </w:r>
+    </w:p>
+    <w:p>
+      <w:pPr>
+        <w:pStyle w:val="BodyText"/>
+      </w:pPr>
+      <w:r>
+        <w:t xml:space="preserve">타티야나: 차고에서 씻은 건 씻은 게 아니야. 그냥 때를 다른 데로 옮긴 거지.</w:t>
+      </w:r>
+    </w:p>
+    <w:p>
+      <w:pPr>
+        <w:pStyle w:val="BodyText"/>
+      </w:pPr>
+      <w:r>
+        <w:t xml:space="preserve">알렉세이: 엄마, 아빠, 보여 드릴 게 있어요, 그것도 피로그 먹기 전에요.</w:t>
+      </w:r>
+    </w:p>
+    <w:p>
+      <w:pPr>
+        <w:pStyle w:val="BodyText"/>
+      </w:pPr>
+      <w:r>
+        <w:t xml:space="preserve">타티야나: 피로그 전에? 그럼 아주 심각한 일이구나, 내가 널 알지.</w:t>
+      </w:r>
+    </w:p>
+    <w:p>
+      <w:pPr>
+        <w:pStyle w:val="BodyText"/>
+      </w:pPr>
+      <w:r>
+        <w:t xml:space="preserve">알렉세이: 여기요, 「모스트 메디컬」 회사 정관이에요. 대표이사는 저고요.</w:t>
+      </w:r>
+    </w:p>
+    <w:p>
+      <w:pPr>
+        <w:pStyle w:val="BodyText"/>
+      </w:pPr>
+      <w:r>
+        <w:t xml:space="preserve">니콜라이: 무슨 회사? 너 「헬베메드」에서 월 25만 받고 일하잖아.</w:t>
+      </w:r>
+    </w:p>
+    <w:p>
+      <w:pPr>
+        <w:pStyle w:val="BodyText"/>
+      </w:pPr>
+      <w:r>
+        <w:t xml:space="preserve">알렉세이: 거기 한 달 전에 그만뒀어요.</w:t>
       </w:r>
     </w:p>
     <w:p>
@@ -3016,175 +3054,175 @@
         <w:pStyle w:val="BodyText"/>
       </w:pPr>
       <w:r>
-        <w:t xml:space="preserve">타티야나: 콜랴.</w:t>
-      </w:r>
-    </w:p>
-    <w:p>
-      <w:pPr>
-        <w:pStyle w:val="BodyText"/>
-      </w:pPr>
-      <w:r>
-        <w:t xml:space="preserve">니콜라이: 아니, 타냐, 대답하게 둬. 너 미쳤냐? 서른넷, 집안에서 제일 좋은 직장인데 그만둬? 내가 네 나이였으면 그런 직장은 이로 물고 버텼다.</w:t>
-      </w:r>
-    </w:p>
-    <w:p>
-      <w:pPr>
-        <w:pStyle w:val="BodyText"/>
-      </w:pPr>
-      <w:r>
-        <w:t xml:space="preserve">알렉세이: 안 미쳤어요. 회사가 처방 대가로 의사들한테 돈을 주려 했어요. 바다 여행으로요. 거절했어요.</w:t>
-      </w:r>
-    </w:p>
-    <w:p>
-      <w:pPr>
-        <w:pStyle w:val="BodyText"/>
-      </w:pPr>
-      <w:r>
-        <w:t xml:space="preserve">니콜라이: 거절하는 거랑 그만두는 건 다르지. 거절하고 남을 수도 있었잖아.</w:t>
-      </w:r>
-    </w:p>
-    <w:p>
-      <w:pPr>
-        <w:pStyle w:val="BodyText"/>
-      </w:pPr>
-      <w:r>
-        <w:t xml:space="preserve">알렉세이: 그럴 수 없었어요. 명단을 줬어요. 의사 스무 명. 서명해야 했어요.</w:t>
-      </w:r>
-    </w:p>
-    <w:p>
-      <w:pPr>
-        <w:pStyle w:val="BodyText"/>
-      </w:pPr>
-      <w:r>
-        <w:t xml:space="preserve">타티야나: 그래서 서명 안 했구나. 잘했다, 아들.</w:t>
-      </w:r>
-    </w:p>
-    <w:p>
-      <w:pPr>
-        <w:pStyle w:val="BodyText"/>
-      </w:pPr>
-      <w:r>
-        <w:t xml:space="preserve">니콜라이: 잘했든 못했든. 그럼 뭐로 먹고살아? 월급이 제일이야. 나머지는 그다음이고.</w:t>
-      </w:r>
-    </w:p>
-    <w:p>
-      <w:pPr>
-        <w:pStyle w:val="BodyText"/>
-      </w:pPr>
-      <w:r>
-        <w:t xml:space="preserve">알렉세이: 아빠, 그 말 하실 줄 알았어요.</w:t>
-      </w:r>
-    </w:p>
-    <w:p>
-      <w:pPr>
-        <w:pStyle w:val="BodyText"/>
-      </w:pPr>
-      <w:r>
-        <w:t xml:space="preserve">니콜라이: 알면서도 했다는 거지. 그게 더 나빠.</w:t>
-      </w:r>
-    </w:p>
-    <w:p>
-      <w:pPr>
-        <w:pStyle w:val="BodyText"/>
-      </w:pPr>
-      <w:r>
-        <w:t xml:space="preserve">알렉세이: 한국 필러를 들여오고 싶어요. 등록하고, 의사에게만 팔고, 의사들을 교육하고. 정직하게요.</w:t>
-      </w:r>
-    </w:p>
-    <w:p>
-      <w:pPr>
-        <w:pStyle w:val="BodyText"/>
-      </w:pPr>
-      <w:r>
-        <w:t xml:space="preserve">니콜라이: 필러. 그게 뭐냐, 얼굴에 놓는 주사? 돈 많은 아줌마들한테?</w:t>
-      </w:r>
-    </w:p>
-    <w:p>
-      <w:pPr>
-        <w:pStyle w:val="BodyText"/>
-      </w:pPr>
-      <w:r>
-        <w:t xml:space="preserve">알렉세이: 여성들한테요. 여러 사람이요. 지금은 아파트에서 가짜를 놔요. 괴사도 봤어요.</w:t>
-      </w:r>
-    </w:p>
-    <w:p>
-      <w:pPr>
-        <w:pStyle w:val="BodyText"/>
-      </w:pPr>
-      <w:r>
-        <w:t xml:space="preserve">타티야나: 괴사? 얼굴에? 세상에.</w:t>
-      </w:r>
-    </w:p>
-    <w:p>
-      <w:pPr>
-        <w:pStyle w:val="BodyText"/>
-      </w:pPr>
-      <w:r>
-        <w:t xml:space="preserve">니콜라이: 그럼 네가 그 사람들을 구하겠다고? 혼자서?</w:t>
-      </w:r>
-    </w:p>
-    <w:p>
-      <w:pPr>
-        <w:pStyle w:val="BodyText"/>
-      </w:pPr>
-      <w:r>
-        <w:t xml:space="preserve">알렉세이: 혼자 아니에요. 셋이에요. 감사인과 등록 전문가. 둘 다 저보다 나아요.</w:t>
-      </w:r>
-    </w:p>
-    <w:p>
-      <w:pPr>
-        <w:pStyle w:val="BodyText"/>
-      </w:pPr>
-      <w:r>
-        <w:t xml:space="preserve">니콜라이: 둘 다. 여자 둘에 너. 그리고 한국 사람들. 돈은 누구 거야?</w:t>
-      </w:r>
-    </w:p>
-    <w:p>
-      <w:pPr>
-        <w:pStyle w:val="BodyText"/>
-      </w:pPr>
-      <w:r>
-        <w:t xml:space="preserve">알렉세이: 우리 거요. 900만. 제 거 700만.</w:t>
-      </w:r>
-    </w:p>
-    <w:p>
-      <w:pPr>
-        <w:pStyle w:val="BodyText"/>
-      </w:pPr>
-      <w:r>
-        <w:t xml:space="preserve">니콜라이: 너한텐 700만이 없어. 300만 있지. 안다, 새해에 네가 말했잖아. 나머진 어디서 나? 한국 사람들한테서라고만은 하지 마라.</w:t>
-      </w:r>
-    </w:p>
-    <w:p>
-      <w:pPr>
-        <w:pStyle w:val="BodyText"/>
-      </w:pPr>
-      <w:r>
-        <w:t xml:space="preserve">알렉세이: 저축 300. 그리고 400은 아파트 담보 대출이에요.</w:t>
-      </w:r>
-    </w:p>
-    <w:p>
-      <w:pPr>
-        <w:pStyle w:val="BodyText"/>
-      </w:pPr>
-      <w:r>
-        <w:t xml:space="preserve">니콜라이: 아파트 담보?</w:t>
-      </w:r>
-    </w:p>
-    <w:p>
-      <w:pPr>
-        <w:pStyle w:val="BodyText"/>
-      </w:pPr>
-      <w:r>
-        <w:t xml:space="preserve">타티야나: 콜랴, 앉아. 제발. 피로그부터 먹어.</w:t>
-      </w:r>
-    </w:p>
-    <w:p>
-      <w:pPr>
-        <w:pStyle w:val="BodyText"/>
-      </w:pPr>
-      <w:r>
-        <w:t xml:space="preserve">니콜라이: 피로그 안 먹어. 우리 아들이, 엔지니어 아들이, 아줌마들 얼굴 주사 때문에 아파트를 잡히는 게 이해가 안 돼. 10년 모은 아파트를.</w:t>
+        <w:t xml:space="preserve">타티야나: 콜랴, 제발 소리 지르지 마.</w:t>
+      </w:r>
+    </w:p>
+    <w:p>
+      <w:pPr>
+        <w:pStyle w:val="BodyText"/>
+      </w:pPr>
+      <w:r>
+        <w:t xml:space="preserve">니콜라이: 아니, 타냐, 대답하게 둬. 너 미쳤냐? 서른넷, 집안에서 제일 좋은 직장인데 그만둬? 내가 네 나이였으면 그런 직장은 이로 물고 버텼다, 우리 동네 남자들 다 그랬을 거고.</w:t>
+      </w:r>
+    </w:p>
+    <w:p>
+      <w:pPr>
+        <w:pStyle w:val="BodyText"/>
+      </w:pPr>
+      <w:r>
+        <w:t xml:space="preserve">알렉세이: 안 미쳤어요. 회사가 처방 대가로 의사들한테 바다 여행을 주려 해서 거절했어요.</w:t>
+      </w:r>
+    </w:p>
+    <w:p>
+      <w:pPr>
+        <w:pStyle w:val="BodyText"/>
+      </w:pPr>
+      <w:r>
+        <w:t xml:space="preserve">니콜라이: 거절하는 거랑 그만두는 건 다르지. 거절하고 그냥 자리에 남을 수도 있었잖아.</w:t>
+      </w:r>
+    </w:p>
+    <w:p>
+      <w:pPr>
+        <w:pStyle w:val="BodyText"/>
+      </w:pPr>
+      <w:r>
+        <w:t xml:space="preserve">알렉세이: 그럴 수 없었어요. 의사 스무 명 명단을 줬고, 거기에 서명해야 했어요.</w:t>
+      </w:r>
+    </w:p>
+    <w:p>
+      <w:pPr>
+        <w:pStyle w:val="BodyText"/>
+      </w:pPr>
+      <w:r>
+        <w:t xml:space="preserve">타티야나: 그래서 서명 안 했구나. 잘했다, 아들, 자랑스럽다.</w:t>
+      </w:r>
+    </w:p>
+    <w:p>
+      <w:pPr>
+        <w:pStyle w:val="BodyText"/>
+      </w:pPr>
+      <w:r>
+        <w:t xml:space="preserve">니콜라이: 잘했든 못했든, 그럼 뭐로 먹고살 건데? 월급이 제일이야. 나머지는 그다음이고.</w:t>
+      </w:r>
+    </w:p>
+    <w:p>
+      <w:pPr>
+        <w:pStyle w:val="BodyText"/>
+      </w:pPr>
+      <w:r>
+        <w:t xml:space="preserve">알렉세이: 아빠, 그 말 토씨 하나 안 틀리고 하실 줄 알았어요.</w:t>
+      </w:r>
+    </w:p>
+    <w:p>
+      <w:pPr>
+        <w:pStyle w:val="BodyText"/>
+      </w:pPr>
+      <w:r>
+        <w:t xml:space="preserve">니콜라이: 알면서도 했다는 거지, 그게 더 나빠.</w:t>
+      </w:r>
+    </w:p>
+    <w:p>
+      <w:pPr>
+        <w:pStyle w:val="BodyText"/>
+      </w:pPr>
+      <w:r>
+        <w:t xml:space="preserve">알렉세이: 한국 필러를 들여오고 싶어요: 등록하고, 의사에게만 팔고, 의사들을 교육하고, 그것도 정직하게요.</w:t>
+      </w:r>
+    </w:p>
+    <w:p>
+      <w:pPr>
+        <w:pStyle w:val="BodyText"/>
+      </w:pPr>
+      <w:r>
+        <w:t xml:space="preserve">니콜라이: 필러라는 게 뭐냐, 돈 많은 아줌마들 얼굴에 놓는 주사?</w:t>
+      </w:r>
+    </w:p>
+    <w:p>
+      <w:pPr>
+        <w:pStyle w:val="BodyText"/>
+      </w:pPr>
+      <w:r>
+        <w:t xml:space="preserve">알렉세이: 여성들한테요, 여러 사람이요. 지금은 아파트에서 가짜를 놔요. 제가 괴사도 직접 봤어요.</w:t>
+      </w:r>
+    </w:p>
+    <w:p>
+      <w:pPr>
+        <w:pStyle w:val="BodyText"/>
+      </w:pPr>
+      <w:r>
+        <w:t xml:space="preserve">타티야나: 얼굴에 괴사? 세상에, 끔찍해라, 불쌍한 여자들.</w:t>
+      </w:r>
+    </w:p>
+    <w:p>
+      <w:pPr>
+        <w:pStyle w:val="BodyText"/>
+      </w:pPr>
+      <w:r>
+        <w:t xml:space="preserve">니콜라이: 그럼 네가 그 사람들을 혼자 다 구하겠다고?</w:t>
+      </w:r>
+    </w:p>
+    <w:p>
+      <w:pPr>
+        <w:pStyle w:val="BodyText"/>
+      </w:pPr>
+      <w:r>
+        <w:t xml:space="preserve">알렉세이: 혼자 아니에요, 셋이에요: 감사인과 등록 전문가. 둘 다 저보다 훨씬 나아요.</w:t>
+      </w:r>
+    </w:p>
+    <w:p>
+      <w:pPr>
+        <w:pStyle w:val="BodyText"/>
+      </w:pPr>
+      <w:r>
+        <w:t xml:space="preserve">니콜라이: 둘 다라: 여자 둘에 너, 그리고 한국 사람들. 그럼 돈은 누구 거야?</w:t>
+      </w:r>
+    </w:p>
+    <w:p>
+      <w:pPr>
+        <w:pStyle w:val="BodyText"/>
+      </w:pPr>
+      <w:r>
+        <w:t xml:space="preserve">알렉세이: 우리 거요, 900만. 그중 제 거가 700만이에요.</w:t>
+      </w:r>
+    </w:p>
+    <w:p>
+      <w:pPr>
+        <w:pStyle w:val="BodyText"/>
+      </w:pPr>
+      <w:r>
+        <w:t xml:space="preserve">니콜라이: 너한텐 700만이 없어, 300만 있지. 안다, 새해에 네가 말했잖아. 나머진 어디서 나? 한국 사람들한테서라고만은 하지 마라, 그건 절대 안 믿을 테니까.</w:t>
+      </w:r>
+    </w:p>
+    <w:p>
+      <w:pPr>
+        <w:pStyle w:val="BodyText"/>
+      </w:pPr>
+      <w:r>
+        <w:t xml:space="preserve">알렉세이: 300은 저축이고, 400은 아파트 담보 대출이에요.</w:t>
+      </w:r>
+    </w:p>
+    <w:p>
+      <w:pPr>
+        <w:pStyle w:val="BodyText"/>
+      </w:pPr>
+      <w:r>
+        <w:t xml:space="preserve">니콜라이: 아파트 담보라니? 너 네 아파트를 잡혔다는 거야?</w:t>
+      </w:r>
+    </w:p>
+    <w:p>
+      <w:pPr>
+        <w:pStyle w:val="BodyText"/>
+      </w:pPr>
+      <w:r>
+        <w:t xml:space="preserve">타티야나: 콜랴, 제발 앉아. 피로그부터 먹고 그다음에 소리 질러.</w:t>
+      </w:r>
+    </w:p>
+    <w:p>
+      <w:pPr>
+        <w:pStyle w:val="BodyText"/>
+      </w:pPr>
+      <w:r>
+        <w:t xml:space="preserve">니콜라이: 피로그 안 먹어. 우리 아들이, 엔지니어 아들이, 아줌마들 얼굴 주사 때문에 아파트를 잡히는 게 이해가 안 돼. 10년 모은 아파트를. 내가 이해하게 설명해 봐.</w:t>
       </w:r>
     </w:p>
     <w:p>
@@ -3200,23 +3238,23 @@
         <w:pStyle w:val="BodyText"/>
       </w:pPr>
       <w:r>
-        <w:t xml:space="preserve">니콜라이: 회사. 90년대에 내 친구 세료가 파노프. 걔도 회사를 차렸지. 걔도 아파트를 잡히고.</w:t>
-      </w:r>
-    </w:p>
-    <w:p>
-      <w:pPr>
-        <w:pStyle w:val="BodyText"/>
-      </w:pPr>
-      <w:r>
-        <w:t xml:space="preserve">알렉세이: 그래서 어떻게 됐어요?</w:t>
-      </w:r>
-    </w:p>
-    <w:p>
-      <w:pPr>
-        <w:pStyle w:val="BodyText"/>
-      </w:pPr>
-      <w:r>
-        <w:t xml:space="preserve">니콜라이: 장모님 집에 살아. 25년째. 차고 간다. 손으로 생각 좀 해야겠다.</w:t>
+        <w:t xml:space="preserve">니콜라이: 회사라. 90년대에 내 친구 세료가 파노프도 회사를 차렸지, 그것도 아파트를 잡히고.</w:t>
+      </w:r>
+    </w:p>
+    <w:p>
+      <w:pPr>
+        <w:pStyle w:val="BodyText"/>
+      </w:pPr>
+      <w:r>
+        <w:t xml:space="preserve">알렉세이: 그래서 결국 어떻게 됐어요?</w:t>
+      </w:r>
+    </w:p>
+    <w:p>
+      <w:pPr>
+        <w:pStyle w:val="BodyText"/>
+      </w:pPr>
+      <w:r>
+        <w:t xml:space="preserve">니콜라이: 25년째 장모님 집에 산다. 차고 간다, 손으로 생각 좀 해야겠다.</w:t>
       </w:r>
     </w:p>
     <w:bookmarkEnd w:id="34"/>
@@ -3242,23 +3280,23 @@
         <w:pStyle w:val="BodyText"/>
       </w:pPr>
       <w:r>
-        <w:t xml:space="preserve">니콜라이: 들어와. 아무것도 만지지만 마. 가방 줘. 바퀴라고?</w:t>
-      </w:r>
-    </w:p>
-    <w:p>
-      <w:pPr>
-        <w:pStyle w:val="BodyText"/>
-      </w:pPr>
-      <w:r>
-        <w:t xml:space="preserve">알렉세이: 바퀴요. 서울 공항에서 떨어졌어요.</w:t>
-      </w:r>
-    </w:p>
-    <w:p>
-      <w:pPr>
-        <w:pStyle w:val="BodyText"/>
-      </w:pPr>
-      <w:r>
-        <w:t xml:space="preserve">니콜라이: 플라스틱. 중국산. 요즘은 다 한 번 쓰고 버리게 만들어. 우리 공장이랑은 달라.</w:t>
+        <w:t xml:space="preserve">니콜라이: 들어와, 아무것도 만지지만 마. 그리고 가방 이리 줘. 바퀴라고?</w:t>
+      </w:r>
+    </w:p>
+    <w:p>
+      <w:pPr>
+        <w:pStyle w:val="BodyText"/>
+      </w:pPr>
+      <w:r>
+        <w:t xml:space="preserve">알렉세이: 네, 바퀴요. 서울 공항에서 바로 떨어졌어요.</w:t>
+      </w:r>
+    </w:p>
+    <w:p>
+      <w:pPr>
+        <w:pStyle w:val="BodyText"/>
+      </w:pPr>
+      <w:r>
+        <w:t xml:space="preserve">니콜라이: 중국산 플라스틱이네. 요즘은 다 한 번 쓰고 버리게 만들어, 우리 공장이랑은 달라.</w:t>
       </w:r>
     </w:p>
     <w:p>
@@ -3274,23 +3312,23 @@
         <w:pStyle w:val="BodyText"/>
       </w:pPr>
       <w:r>
-        <w:t xml:space="preserve">니콜라이: 얘기할 게 뭐 있어. 30년. 4번 작업장. 프레스. 그러다 새 주인이 와서 하루 만에 닫았지. 장인한테도 엔지니어한테도 아무도 안 물었어. 아무한테도.</w:t>
-      </w:r>
-    </w:p>
-    <w:p>
-      <w:pPr>
-        <w:pStyle w:val="BodyText"/>
-      </w:pPr>
-      <w:r>
-        <w:t xml:space="preserve">알렉세이: 하루 만에요?</w:t>
-      </w:r>
-    </w:p>
-    <w:p>
-      <w:pPr>
-        <w:pStyle w:val="BodyText"/>
-      </w:pPr>
-      <w:r>
-        <w:t xml:space="preserve">니콜라이: 금요일에 출근했지. 정문이 잠겨 있었어. 정문에 종이 한 장. 3천 명이 종이 한 장을 읽었어. 그게 「자기 일」이야. 주인에겐 자기 일이 있었고, 우리에겐 종이가 있었지.</w:t>
+        <w:t xml:space="preserve">니콜라이: 얘기할 게 뭐 있냐? 4번 작업장에서 30년, 프레스. 그러다 새 주인이 와서 하루 만에 다 닫았지. 장인한테도 엔지니어한테도, 아무한테도 안 물었어, 알겠냐? 그냥 자물쇠를 걸었고, 그걸로 끝이었지.</w:t>
+      </w:r>
+    </w:p>
+    <w:p>
+      <w:pPr>
+        <w:pStyle w:val="BodyText"/>
+      </w:pPr>
+      <w:r>
+        <w:t xml:space="preserve">알렉세이: 정말 하루 만에 다 닫았어요?</w:t>
+      </w:r>
+    </w:p>
+    <w:p>
+      <w:pPr>
+        <w:pStyle w:val="BodyText"/>
+      </w:pPr>
+      <w:r>
+        <w:t xml:space="preserve">니콜라이: 금요일에 출근했더니 정문이 잠겨 있고, 정문에 종이 한 장이 붙어 있었어. 3천 명이 종이 한 장을 읽었지. 그게 「자기 일」이야. 주인에겐 자기 일이 있었고, 우리에겐 종이가 있었지.</w:t>
       </w:r>
     </w:p>
     <w:p>
@@ -3306,7 +3344,7 @@
         <w:pStyle w:val="BodyText"/>
       </w:pPr>
       <w:r>
-        <w:t xml:space="preserve">니콜라이: 그래서. 월급은 정문이 열려 있다는 거야. 닫히면 아무것도 없어. 일도, 자존심도.</w:t>
+        <w:t xml:space="preserve">니콜라이: 그래, 바로 그래서야. 월급은 정문이 열려 있다는 거야. 닫히면 아무것도 없어: 일도, 자존심도.</w:t>
       </w:r>
     </w:p>
     <w:p>
@@ -3322,87 +3360,87 @@
         <w:pStyle w:val="BodyText"/>
       </w:pPr>
       <w:r>
-        <w:t xml:space="preserve">니콜라이: 그럼 닫히면 네 탓이지. 여자 둘과 한국 사람들 앞에서 잘못한 사람이 될 각오가 돼 있어? 너를 믿어 준 사람들 앞에서? 그건 월급 없는 것보다 무거워.</w:t>
-      </w:r>
-    </w:p>
-    <w:p>
-      <w:pPr>
-        <w:pStyle w:val="BodyText"/>
-      </w:pPr>
-      <w:r>
-        <w:t xml:space="preserve">알렉세이: 돼 있어요. 아빠 앞에선 이미 잘못했고요. 더 일찍 말씀 안 드려서.</w:t>
-      </w:r>
-    </w:p>
-    <w:p>
-      <w:pPr>
-        <w:pStyle w:val="BodyText"/>
-      </w:pPr>
-      <w:r>
-        <w:t xml:space="preserve">니콜라이: 그건 맞다. 한국 사람들 거 보여 줘 봐. 사진 찍었냐?</w:t>
-      </w:r>
-    </w:p>
-    <w:p>
-      <w:pPr>
-        <w:pStyle w:val="BodyText"/>
-      </w:pPr>
-      <w:r>
-        <w:t xml:space="preserve">알렉세이: 여기요. 원주 공장. 청정 구역. 이건 바닥 청소 일지예요. 네 시간마다.</w:t>
-      </w:r>
-    </w:p>
-    <w:p>
-      <w:pPr>
-        <w:pStyle w:val="BodyText"/>
-      </w:pPr>
-      <w:r>
-        <w:t xml:space="preserve">니콜라이: 바닥 일지? 진짜? 우리 작업장은 일주일에 한 번 닦았어. 닦기나 했으면.</w:t>
-      </w:r>
-    </w:p>
-    <w:p>
-      <w:pPr>
-        <w:pStyle w:val="BodyText"/>
-      </w:pPr>
-      <w:r>
-        <w:t xml:space="preserve">알렉세이: 그리고 이건 주사기마다 붙은 번호예요. 날짜, 교대, 만든 사람까지 알 수 있어요.</w:t>
-      </w:r>
-    </w:p>
-    <w:p>
-      <w:pPr>
-        <w:pStyle w:val="BodyText"/>
-      </w:pPr>
-      <w:r>
-        <w:t xml:space="preserve">니콜라이: 주사기마다. 비싸겠다. 누가 그걸 해 줬대?</w:t>
-      </w:r>
-    </w:p>
-    <w:p>
-      <w:pPr>
-        <w:pStyle w:val="BodyText"/>
-      </w:pPr>
-      <w:r>
-        <w:t xml:space="preserve">알렉세이: 직접요. 유통사한테 속은 뒤에요. 자기네 상자에 가짜를 넣었대요.</w:t>
-      </w:r>
-    </w:p>
-    <w:p>
-      <w:pPr>
-        <w:pStyle w:val="BodyText"/>
-      </w:pPr>
-      <w:r>
-        <w:t xml:space="preserve">니콜라이: 똑똑하네. 우리 공장에서도 장인 각인을 찍었지. 80년대에.</w:t>
-      </w:r>
-    </w:p>
-    <w:p>
-      <w:pPr>
-        <w:pStyle w:val="BodyText"/>
-      </w:pPr>
-      <w:r>
-        <w:t xml:space="preserve">알렉세이: 장인 각인이요? 그게 뭐예요?</w:t>
-      </w:r>
-    </w:p>
-    <w:p>
-      <w:pPr>
-        <w:pStyle w:val="BodyText"/>
-      </w:pPr>
-      <w:r>
-        <w:t xml:space="preserve">니콜라이: 작은 글자 하나랑 숫자. 내 건 「V-7」이었어. 부품이 불량이면 누가 만들었는지 알았지. 아무도 자기 각인이 불량품에 찍히는 걸 원하지 않았어. 그러다 각인을 없앴지. 아낀다고.</w:t>
+        <w:t xml:space="preserve">니콜라이: 그럼 닫히면 네 탓이지. 여자 둘과 한국 사람들 앞에서 잘못한 사람이 될 각오가 돼 있어? 너를 믿어 준 사람들 앞에서? 그건 월급 없는 것보다 무거워. 월급이 없으면 너 하나만 책임지면 되지만, 이건 모두를 한꺼번에 책임지는 거야.</w:t>
+      </w:r>
+    </w:p>
+    <w:p>
+      <w:pPr>
+        <w:pStyle w:val="BodyText"/>
+      </w:pPr>
+      <w:r>
+        <w:t xml:space="preserve">알렉세이: 돼 있어요, 더 일찍 말씀 안 드려서 아빠 앞에선 이미 잘못했으니까요.</w:t>
+      </w:r>
+    </w:p>
+    <w:p>
+      <w:pPr>
+        <w:pStyle w:val="BodyText"/>
+      </w:pPr>
+      <w:r>
+        <w:t xml:space="preserve">니콜라이: 그건 맞다. 한국 사람들 거 보여 줘 봐, 분명히 사진 찍었을 거 아냐?</w:t>
+      </w:r>
+    </w:p>
+    <w:p>
+      <w:pPr>
+        <w:pStyle w:val="BodyText"/>
+      </w:pPr>
+      <w:r>
+        <w:t xml:space="preserve">알렉세이: 여기 보세요: 원주 공장, 청정 구역. 그리고 이건 바닥 청소 일지예요, 네 시간마다.</w:t>
+      </w:r>
+    </w:p>
+    <w:p>
+      <w:pPr>
+        <w:pStyle w:val="BodyText"/>
+      </w:pPr>
+      <w:r>
+        <w:t xml:space="preserve">니콜라이: 바닥 일지라고, 진짜? 우리 작업장은 일주일에 한 번 닦았어, 닦기나 했으면.</w:t>
+      </w:r>
+    </w:p>
+    <w:p>
+      <w:pPr>
+        <w:pStyle w:val="BodyText"/>
+      </w:pPr>
+      <w:r>
+        <w:t xml:space="preserve">알렉세이: 그리고 이건 주사기마다 붙은 번호예요. 그걸로 날짜, 교대, 만든 사람까지 알 수 있어요.</w:t>
+      </w:r>
+    </w:p>
+    <w:p>
+      <w:pPr>
+        <w:pStyle w:val="BodyText"/>
+      </w:pPr>
+      <w:r>
+        <w:t xml:space="preserve">니콜라이: 주사기마다? 그거 엄청 비쌀 텐데, 누가 그걸 해 줬대?</w:t>
+      </w:r>
+    </w:p>
+    <w:p>
+      <w:pPr>
+        <w:pStyle w:val="BodyText"/>
+      </w:pPr>
+      <w:r>
+        <w:t xml:space="preserve">알렉세이: 유통사가 자기네 상자에 가짜를 넣어 팔면서 속인 뒤에 직접 만들었대요.</w:t>
+      </w:r>
+    </w:p>
+    <w:p>
+      <w:pPr>
+        <w:pStyle w:val="BodyText"/>
+      </w:pPr>
+      <w:r>
+        <w:t xml:space="preserve">니콜라이: 똑똑하네. 우리 공장에서도 장인 각인을 찍었지, 80년대에.</w:t>
+      </w:r>
+    </w:p>
+    <w:p>
+      <w:pPr>
+        <w:pStyle w:val="BodyText"/>
+      </w:pPr>
+      <w:r>
+        <w:t xml:space="preserve">알렉세이: 장인 각인이요? 그건 어떻게 하는 거였어요?</w:t>
+      </w:r>
+    </w:p>
+    <w:p>
+      <w:pPr>
+        <w:pStyle w:val="BodyText"/>
+      </w:pPr>
+      <w:r>
+        <w:t xml:space="preserve">니콜라이: 작은 글자 하나랑 숫자, 내 건 「V-7」이었어. 부품이 불량이면 누가 만들었는지 바로 알았지. 아무도 자기 각인이 불량품에 찍히는 걸 원하지 않았어. 그러다 아낀다고 각인을 없앴는데, 그 뒤로 불량이 늘었지.</w:t>
       </w:r>
     </w:p>
     <w:p>
@@ -3418,31 +3456,31 @@
         <w:pStyle w:val="BodyText"/>
       </w:pPr>
       <w:r>
-        <w:t xml:space="preserve">니콜라이: 똑같네. 다만 저 사람들은 아끼는 걸 그만뒀어. 반대로.</w:t>
-      </w:r>
-    </w:p>
-    <w:p>
-      <w:pPr>
-        <w:pStyle w:val="BodyText"/>
-      </w:pPr>
-      <w:r>
-        <w:t xml:space="preserve">알렉세이: 그리고 로트 하나를 버렸어요. 주사기 5천 개. 안 보이는 기포 때문에.</w:t>
-      </w:r>
-    </w:p>
-    <w:p>
-      <w:pPr>
-        <w:pStyle w:val="BodyText"/>
-      </w:pPr>
-      <w:r>
-        <w:t xml:space="preserve">니콜라이: 5천 개? 기포 때문에? 우리 공장장이었으면 그거 버렸다고 잘렸을 거다.</w:t>
-      </w:r>
-    </w:p>
-    <w:p>
-      <w:pPr>
-        <w:pStyle w:val="BodyText"/>
-      </w:pPr>
-      <w:r>
-        <w:t xml:space="preserve">알렉세이: 그런데 그쪽 대표는 직접 서명했어요. 그걸 저한테 공짜로 주겠다고 했어요. 시험이었어요. 거절했어요.</w:t>
+        <w:t xml:space="preserve">니콜라이: 똑같네. 다만 저 사람들은 품질에서 아끼는 걸 그만뒀어, 반대로 갔지.</w:t>
+      </w:r>
+    </w:p>
+    <w:p>
+      <w:pPr>
+        <w:pStyle w:val="BodyText"/>
+      </w:pPr>
+      <w:r>
+        <w:t xml:space="preserve">알렉세이: 그리고 안 보이는 기포 때문에 로트 하나를 통째로, 주사기 5천 개를 버렸어요.</w:t>
+      </w:r>
+    </w:p>
+    <w:p>
+      <w:pPr>
+        <w:pStyle w:val="BodyText"/>
+      </w:pPr>
+      <w:r>
+        <w:t xml:space="preserve">니콜라이: 기포 때문에 5천 개를? 우리 공장장이었으면 그것 때문에 잘렸을 거다, 그것도 버렸다는 이유로.</w:t>
+      </w:r>
+    </w:p>
+    <w:p>
+      <w:pPr>
+        <w:pStyle w:val="BodyText"/>
+      </w:pPr>
+      <w:r>
+        <w:t xml:space="preserve">알렉세이: 그런데 그쪽 대표는 직접 서명했어요. 그걸 저한테 공짜로 주겠다고까지 했는데, 시험이었고, 저는 거절했어요.</w:t>
       </w:r>
     </w:p>
     <w:p>
@@ -3458,15 +3496,15 @@
         <w:pStyle w:val="BodyText"/>
       </w:pPr>
       <w:r>
-        <w:t xml:space="preserve">알렉세이: 맞아요. 아빠가 그랬잖아요: 「불량은 불량이다, 리본을 달아도.」</w:t>
-      </w:r>
-    </w:p>
-    <w:p>
-      <w:pPr>
-        <w:pStyle w:val="BodyText"/>
-      </w:pPr>
-      <w:r>
-        <w:t xml:space="preserve">니콜라이: 그랬지. 네가 기억할 줄은 몰랐다.</w:t>
+        <w:t xml:space="preserve">알렉세이: 정말 아빠 아들이에요. 아빠가 그랬잖아요: 「불량은 불량이다, 리본을 달아도.」</w:t>
+      </w:r>
+    </w:p>
+    <w:p>
+      <w:pPr>
+        <w:pStyle w:val="BodyText"/>
+      </w:pPr>
+      <w:r>
+        <w:t xml:space="preserve">니콜라이: 그랬지, 그런데 네가 그걸 기억할 줄은 몰랐다.</w:t>
       </w:r>
     </w:p>
     <w:bookmarkEnd w:id="35"/>
@@ -3484,71 +3522,71 @@
         <w:pStyle w:val="FirstParagraph"/>
       </w:pPr>
       <w:r>
-        <w:t xml:space="preserve">알렉세이: 아빠, 이야기 하나 해도 돼요? 한국 이야기요. 그쪽 대표님이 해 줬어요.</w:t>
-      </w:r>
-    </w:p>
-    <w:p>
-      <w:pPr>
-        <w:pStyle w:val="BodyText"/>
-      </w:pPr>
-      <w:r>
-        <w:t xml:space="preserve">니콜라이: 해 봐. 어차피 바퀴는 돌려야 하니까.</w:t>
-      </w:r>
-    </w:p>
-    <w:p>
-      <w:pPr>
-        <w:pStyle w:val="BodyText"/>
-      </w:pPr>
-      <w:r>
-        <w:t xml:space="preserve">알렉세이: 20년 전 그분이 큰 회사를 그만뒀어요. 차고에서 시작했대요. 다섯 명. 아버지가 1년 동안 말을 안 했대요. 아빠가 지금 저한테 그러실 것처럼요.</w:t>
-      </w:r>
-    </w:p>
-    <w:p>
-      <w:pPr>
-        <w:pStyle w:val="BodyText"/>
-      </w:pPr>
-      <w:r>
-        <w:t xml:space="preserve">니콜라이: 잘한 거지.</w:t>
-      </w:r>
-    </w:p>
-    <w:p>
-      <w:pPr>
-        <w:pStyle w:val="BodyText"/>
-      </w:pPr>
-      <w:r>
-        <w:t xml:space="preserve">알렉세이: 그러다 아버지가 차고에 왔대요. 아무 말도 없이. 그리고 바닥을 닦았대요. 구석구석. 그리고 갔대요. 한마디도 없이. 그게 아들에게 한 대답이었대요.</w:t>
-      </w:r>
-    </w:p>
-    <w:p>
-      <w:pPr>
-        <w:pStyle w:val="BodyText"/>
-      </w:pPr>
-      <w:r>
-        <w:t xml:space="preserve">니콜라이: 바닥을 닦았다.</w:t>
-      </w:r>
-    </w:p>
-    <w:p>
-      <w:pPr>
-        <w:pStyle w:val="BodyText"/>
-      </w:pPr>
-      <w:r>
-        <w:t xml:space="preserve">알렉세이: 그 뒤로 그 공장에선 바닥을 네 시간마다 닦아요. 그래서 일지가 있는 거예요.</w:t>
-      </w:r>
-    </w:p>
-    <w:p>
-      <w:pPr>
-        <w:pStyle w:val="BodyText"/>
-      </w:pPr>
-      <w:r>
-        <w:t xml:space="preserve">니콜라이: 나더러 바닥을 닦으라고 이 얘길 하는 거냐?</w:t>
-      </w:r>
-    </w:p>
-    <w:p>
-      <w:pPr>
-        <w:pStyle w:val="BodyText"/>
-      </w:pPr>
-      <w:r>
-        <w:t xml:space="preserve">알렉세이: 아니요. 대표님이 그랬어요: 「아버님께 직접 말씀하세요. 안 그러면 그건 자기 일이 아니라 도망입니다.」 약속했어요. 그래서 말씀드리는 거예요. 늦었지만, 말씀드려요.</w:t>
+        <w:t xml:space="preserve">알렉세이: 아빠, 이야기 하나 해도 돼요? 한국 이야기인데, 그쪽 대표님이 해 줬어요.</w:t>
+      </w:r>
+    </w:p>
+    <w:p>
+      <w:pPr>
+        <w:pStyle w:val="BodyText"/>
+      </w:pPr>
+      <w:r>
+        <w:t xml:space="preserve">니콜라이: 해 봐, 어차피 바퀴는 돌려야 하니까.</w:t>
+      </w:r>
+    </w:p>
+    <w:p>
+      <w:pPr>
+        <w:pStyle w:val="BodyText"/>
+      </w:pPr>
+      <w:r>
+        <w:t xml:space="preserve">알렉세이: 20년 전 그분이 큰 회사를 그만두고 차고에서 시작했대요, 다섯 명이서요. 아버지가 1년 동안 말을 안 했대요, 아마 아빠가 지금 저한테 그러실 것처럼요.</w:t>
+      </w:r>
+    </w:p>
+    <w:p>
+      <w:pPr>
+        <w:pStyle w:val="BodyText"/>
+      </w:pPr>
+      <w:r>
+        <w:t xml:space="preserve">니콜라이: 그건 잘한 거지, 말하자면.</w:t>
+      </w:r>
+    </w:p>
+    <w:p>
+      <w:pPr>
+        <w:pStyle w:val="BodyText"/>
+      </w:pPr>
+      <w:r>
+        <w:t xml:space="preserve">알렉세이: 그러다 아버지가 차고에 와서 아무 말 없이 바닥을 닦았대요, 구석구석까지. 그리고 한마디 없이 갔대요. 그게 아들에게 한 대답이었고, 아들은 어떤 말보다 그걸 더 잘 알아들었대요.</w:t>
+      </w:r>
+    </w:p>
+    <w:p>
+      <w:pPr>
+        <w:pStyle w:val="BodyText"/>
+      </w:pPr>
+      <w:r>
+        <w:t xml:space="preserve">니콜라이: 바닥을 닦았다라. 사람 사는 게 그렇구나.</w:t>
+      </w:r>
+    </w:p>
+    <w:p>
+      <w:pPr>
+        <w:pStyle w:val="BodyText"/>
+      </w:pPr>
+      <w:r>
+        <w:t xml:space="preserve">알렉세이: 그 뒤로 그 공장에선 바닥을 네 시간마다 닦아요. 그래서 그 일지가 있는 거예요.</w:t>
+      </w:r>
+    </w:p>
+    <w:p>
+      <w:pPr>
+        <w:pStyle w:val="BodyText"/>
+      </w:pPr>
+      <w:r>
+        <w:t xml:space="preserve">니콜라이: 나도 바닥을 닦으라고 이 얘길 하는 거냐?</w:t>
+      </w:r>
+    </w:p>
+    <w:p>
+      <w:pPr>
+        <w:pStyle w:val="BodyText"/>
+      </w:pPr>
+      <w:r>
+        <w:t xml:space="preserve">알렉세이: 아니요, 대표님이 이렇게 말해서 하는 거예요: 「아버님께 직접 말씀하세요. 안 그러면 그건 자기 일이 아니라 도망입니다.」 약속했고, 그래서 지금 말씀드려요. 늦었지만 말씀드리고, 그래서 벌써 마음이 가벼워요.</w:t>
       </w:r>
     </w:p>
     <w:p>
@@ -3564,15 +3602,15 @@
         <w:pStyle w:val="BodyText"/>
       </w:pPr>
       <w:r>
-        <w:t xml:space="preserve">알렉세이: 했어요. 무서웠어요.</w:t>
-      </w:r>
-    </w:p>
-    <w:p>
-      <w:pPr>
-        <w:pStyle w:val="BodyText"/>
-      </w:pPr>
-      <w:r>
-        <w:t xml:space="preserve">니콜라이: 내가 무서웠어? 난 예순셋이야. 공장 없는 늙은 엔지니어지.</w:t>
+        <w:t xml:space="preserve">알렉세이: 물론 했죠, 그런데 그냥 무서웠어요.</w:t>
+      </w:r>
+    </w:p>
+    <w:p>
+      <w:pPr>
+        <w:pStyle w:val="BodyText"/>
+      </w:pPr>
+      <w:r>
+        <w:t xml:space="preserve">니콜라이: 내가 무서웠어? 난 예순셋이고, 공장 없는 늙은 엔지니어야.</w:t>
       </w:r>
     </w:p>
     <w:p>
@@ -3588,95 +3626,95 @@
         <w:pStyle w:val="BodyText"/>
       </w:pPr>
       <w:r>
-        <w:t xml:space="preserve">니콜라이: 그 주인? 아니. 그 주인은 아무한테도 안 물었어. 넌 할머니한테, 한국 사람들한테, 나한테 묻잖아.</w:t>
-      </w:r>
-    </w:p>
-    <w:p>
-      <w:pPr>
-        <w:pStyle w:val="BodyText"/>
-      </w:pPr>
-      <w:r>
-        <w:t xml:space="preserve">알렉세이: 할머니한테 먼저요. 죄송해요.</w:t>
-      </w:r>
-    </w:p>
-    <w:p>
-      <w:pPr>
-        <w:pStyle w:val="BodyText"/>
-      </w:pPr>
-      <w:r>
-        <w:t xml:space="preserve">니콜라이: 할머니 먼저 — 맞아. 어디가 아픈지 제일 잘 아는 사람이니까.</w:t>
-      </w:r>
-    </w:p>
-    <w:p>
-      <w:pPr>
-        <w:pStyle w:val="BodyText"/>
-      </w:pPr>
-      <w:r>
-        <w:t xml:space="preserve">알렉세이: 화 안 나세요?</w:t>
-      </w:r>
-    </w:p>
-    <w:p>
-      <w:pPr>
-        <w:pStyle w:val="BodyText"/>
-      </w:pPr>
-      <w:r>
-        <w:t xml:space="preserve">니콜라이: 나지. 그것 때문이 아니라. 아파트 때문에. 안 되면 살 데가 없다는 거 알아? 나한테 툴라로 와? 포스터 붙은 네 어린 시절 방으로?</w:t>
-      </w:r>
-    </w:p>
-    <w:p>
-      <w:pPr>
-        <w:pStyle w:val="BodyText"/>
-      </w:pPr>
-      <w:r>
-        <w:t xml:space="preserve">알렉세이: 알아요. 이리나가 자본금이 아니라 대여금으로 했어요. 안 되면 일부라도 먼저 돌려받아요.</w:t>
-      </w:r>
-    </w:p>
-    <w:p>
-      <w:pPr>
-        <w:pStyle w:val="BodyText"/>
-      </w:pPr>
-      <w:r>
-        <w:t xml:space="preserve">니콜라이: 일부. 아파트 일부면 발코니다. 발코니에서 살 거냐?</w:t>
-      </w:r>
-    </w:p>
-    <w:p>
-      <w:pPr>
-        <w:pStyle w:val="BodyText"/>
-      </w:pPr>
-      <w:r>
-        <w:t xml:space="preserve">알렉세이: 우리 사무실에 발코니가 있어요. 올가 페트로브나가 거기서 담배 피워요.</w:t>
-      </w:r>
-    </w:p>
-    <w:p>
-      <w:pPr>
-        <w:pStyle w:val="BodyText"/>
-      </w:pPr>
-      <w:r>
-        <w:t xml:space="preserve">니콜라이: 농담은. 꼭 네 엄마 닮았어.</w:t>
-      </w:r>
-    </w:p>
-    <w:p>
-      <w:pPr>
-        <w:pStyle w:val="BodyText"/>
-      </w:pPr>
-      <w:r>
-        <w:t xml:space="preserve">타티야나: 다 들려. 차 가져왔어. 콜랴, 바닥 안 닦을 거야?</w:t>
-      </w:r>
-    </w:p>
-    <w:p>
-      <w:pPr>
-        <w:pStyle w:val="BodyText"/>
-      </w:pPr>
-      <w:r>
-        <w:t xml:space="preserve">알렉세이: 엄마, 안 닦으셔도 돼요. 한국 이야기였어요.</w:t>
-      </w:r>
-    </w:p>
-    <w:p>
-      <w:pPr>
-        <w:pStyle w:val="BodyText"/>
-      </w:pPr>
-      <w:r>
-        <w:t xml:space="preserve">니콜라이: 안 닦아. 난 한국 사람 아니야. 난 고쳐.</w:t>
+        <w:t xml:space="preserve">니콜라이: 그 주인? 아니, 그 주인은 아무한테도 안 물었어. 넌 할머니한테, 한국 사람들한테, 나한테 묻잖아.</w:t>
+      </w:r>
+    </w:p>
+    <w:p>
+      <w:pPr>
+        <w:pStyle w:val="BodyText"/>
+      </w:pPr>
+      <w:r>
+        <w:t xml:space="preserve">알렉세이: 할머니한테 먼저 물었어요. 그건 죄송해요.</w:t>
+      </w:r>
+    </w:p>
+    <w:p>
+      <w:pPr>
+        <w:pStyle w:val="BodyText"/>
+      </w:pPr>
+      <w:r>
+        <w:t xml:space="preserve">니콜라이: 할머니 먼저 — 그게 맞아. 어디가 아픈지 제일 잘 아는 사람이니까.</w:t>
+      </w:r>
+    </w:p>
+    <w:p>
+      <w:pPr>
+        <w:pStyle w:val="BodyText"/>
+      </w:pPr>
+      <w:r>
+        <w:t xml:space="preserve">알렉세이: 그럼 저한테 화 안 나세요?</w:t>
+      </w:r>
+    </w:p>
+    <w:p>
+      <w:pPr>
+        <w:pStyle w:val="BodyText"/>
+      </w:pPr>
+      <w:r>
+        <w:t xml:space="preserve">니콜라이: 나지. 그것 때문이 아니라 아파트 때문에. 안 되면 살 데가 없다는 거 알아? 나한테 툴라로 와? 벽에 포스터 붙은 네 어린 시절 방으로?</w:t>
+      </w:r>
+    </w:p>
+    <w:p>
+      <w:pPr>
+        <w:pStyle w:val="BodyText"/>
+      </w:pPr>
+      <w:r>
+        <w:t xml:space="preserve">알렉세이: 알아요. 이리나가 자본금이 아니라 대여금으로 해서, 안 되면 제가 먼저 일부라도 돌려받아요.</w:t>
+      </w:r>
+    </w:p>
+    <w:p>
+      <w:pPr>
+        <w:pStyle w:val="BodyText"/>
+      </w:pPr>
+      <w:r>
+        <w:t xml:space="preserve">니콜라이: 아파트 일부면 잘해야 발코니다. 발코니에서 살 거냐?</w:t>
+      </w:r>
+    </w:p>
+    <w:p>
+      <w:pPr>
+        <w:pStyle w:val="BodyText"/>
+      </w:pPr>
+      <w:r>
+        <w:t xml:space="preserve">알렉세이: 마침 우리 사무실에 발코니가 있어요, 올가 페트로브나가 거기서 담배 피워요.</w:t>
+      </w:r>
+    </w:p>
+    <w:p>
+      <w:pPr>
+        <w:pStyle w:val="BodyText"/>
+      </w:pPr>
+      <w:r>
+        <w:t xml:space="preserve">니콜라이: 농담은. 꼭 네 엄마 닮았어, 정말이지.</w:t>
+      </w:r>
+    </w:p>
+    <w:p>
+      <w:pPr>
+        <w:pStyle w:val="BodyText"/>
+      </w:pPr>
+      <w:r>
+        <w:t xml:space="preserve">타티야나: 다 들려, 차 가져왔어. 콜랴, 바닥 안 닦을 거야?</w:t>
+      </w:r>
+    </w:p>
+    <w:p>
+      <w:pPr>
+        <w:pStyle w:val="BodyText"/>
+      </w:pPr>
+      <w:r>
+        <w:t xml:space="preserve">알렉세이: 엄마, 안 닦으셔도 돼요. 그냥 한국 이야기였어요.</w:t>
+      </w:r>
+    </w:p>
+    <w:p>
+      <w:pPr>
+        <w:pStyle w:val="BodyText"/>
+      </w:pPr>
+      <w:r>
+        <w:t xml:space="preserve">니콜라이: 안 닦아, 난 한국 사람이 아니니까. 난 고쳐.</w:t>
       </w:r>
     </w:p>
     <w:bookmarkEnd w:id="36"/>
@@ -3694,15 +3732,15 @@
         <w:pStyle w:val="FirstParagraph"/>
       </w:pPr>
       <w:r>
-        <w:t xml:space="preserve">타티야나: 료샤, 가는 길에 먹을 피로그. 이리나랑 올가 페트로브나 거야. 전해 줘.</w:t>
-      </w:r>
-    </w:p>
-    <w:p>
-      <w:pPr>
-        <w:pStyle w:val="BodyText"/>
-      </w:pPr>
-      <w:r>
-        <w:t xml:space="preserve">알렉세이: 전할게요, 엄마. 그런데 아빠는요? 기차 10분 남았어요.</w:t>
+        <w:t xml:space="preserve">타티야나: 료샤, 가는 길에 먹을 피로그야, 이리나랑 올가 페트로브나 거. 꼭 전해 줘.</w:t>
+      </w:r>
+    </w:p>
+    <w:p>
+      <w:pPr>
+        <w:pStyle w:val="BodyText"/>
+      </w:pPr>
+      <w:r>
+        <w:t xml:space="preserve">알렉세이: 전할게요, 엄마. 그런데 기차가 10분 남았는데 아빠는 어디 계세요?</w:t>
       </w:r>
     </w:p>
     <w:p>
@@ -3718,47 +3756,47 @@
         <w:pStyle w:val="BodyText"/>
       </w:pPr>
       <w:r>
-        <w:t xml:space="preserve">알렉세이: 서운하지 않아요. 가방 없이 가면 되죠.</w:t>
-      </w:r>
-    </w:p>
-    <w:p>
-      <w:pPr>
-        <w:pStyle w:val="BodyText"/>
-      </w:pPr>
-      <w:r>
-        <w:t xml:space="preserve">타티야나: 원래 그런 사람이야. 말을 못 할 때는…</w:t>
-      </w:r>
-    </w:p>
-    <w:p>
-      <w:pPr>
-        <w:pStyle w:val="BodyText"/>
-      </w:pPr>
-      <w:r>
-        <w:t xml:space="preserve">니콜라이: 고치지. 여기 네 가방. 바퀴는 쇠로, 옛날 손수레에서 뗐다. 튼튼해.</w:t>
-      </w:r>
-    </w:p>
-    <w:p>
-      <w:pPr>
-        <w:pStyle w:val="BodyText"/>
-      </w:pPr>
-      <w:r>
-        <w:t xml:space="preserve">알렉세이: 아빠. 오셨네요.</w:t>
-      </w:r>
-    </w:p>
-    <w:p>
-      <w:pPr>
-        <w:pStyle w:val="BodyText"/>
-      </w:pPr>
-      <w:r>
-        <w:t xml:space="preserve">니콜라이: 난 늘 제때 와. 「라스토치카」랑 다르게. 바퀴는 1년 갈 거다. 그다음은 두고 보자.</w:t>
-      </w:r>
-    </w:p>
-    <w:p>
-      <w:pPr>
-        <w:pStyle w:val="BodyText"/>
-      </w:pPr>
-      <w:r>
-        <w:t xml:space="preserve">알렉세이: 1년. 전 상사가 사업하는 이상주의자는 1년 산다고 했어요.</w:t>
+        <w:t xml:space="preserve">알렉세이: 서운하지 않아요. 그냥 가방 없이 가면 되죠, 괜찮아요.</w:t>
+      </w:r>
+    </w:p>
+    <w:p>
+      <w:pPr>
+        <w:pStyle w:val="BodyText"/>
+      </w:pPr>
+      <w:r>
+        <w:t xml:space="preserve">타티야나: 원래 그런 사람이야. 뭔가 말을 못 할 때는…</w:t>
+      </w:r>
+    </w:p>
+    <w:p>
+      <w:pPr>
+        <w:pStyle w:val="BodyText"/>
+      </w:pPr>
+      <w:r>
+        <w:t xml:space="preserve">니콜라이: 고치지. 여기 네 가방이다, 바퀴는 옛날 손수레에서 뗀 쇠바퀴라 튼튼해.</w:t>
+      </w:r>
+    </w:p>
+    <w:p>
+      <w:pPr>
+        <w:pStyle w:val="BodyText"/>
+      </w:pPr>
+      <w:r>
+        <w:t xml:space="preserve">알렉세이: 아빠, 결국 오셨네요!</w:t>
+      </w:r>
+    </w:p>
+    <w:p>
+      <w:pPr>
+        <w:pStyle w:val="BodyText"/>
+      </w:pPr>
+      <w:r>
+        <w:t xml:space="preserve">니콜라이: 난 늘 제때 와, 「라스토치카」랑 다르게. 바퀴는 1년 갈 거다, 그다음은 두고 보자.</w:t>
+      </w:r>
+    </w:p>
+    <w:p>
+      <w:pPr>
+        <w:pStyle w:val="BodyText"/>
+      </w:pPr>
+      <w:r>
+        <w:t xml:space="preserve">알렉세이: 1년이요? 전 상사가 사업하는 이상주의자는 1년 산다고 했어요.</w:t>
       </w:r>
     </w:p>
     <w:p>
@@ -3774,39 +3812,39 @@
         <w:pStyle w:val="BodyText"/>
       </w:pPr>
       <w:r>
-        <w:t xml:space="preserve">타티야나: 콜랴, 좋은 말 하나라도 해 줘.</w:t>
-      </w:r>
-    </w:p>
-    <w:p>
-      <w:pPr>
-        <w:pStyle w:val="BodyText"/>
-      </w:pPr>
-      <w:r>
-        <w:t xml:space="preserve">니콜라이: 좋은 말. 그래. 네 각인. 바퀴에. 밑을 봐.</w:t>
-      </w:r>
-    </w:p>
-    <w:p>
-      <w:pPr>
-        <w:pStyle w:val="BodyText"/>
-      </w:pPr>
-      <w:r>
-        <w:t xml:space="preserve">알렉세이: 「V-7」. 아빠의 장인 각인.</w:t>
-      </w:r>
-    </w:p>
-    <w:p>
-      <w:pPr>
-        <w:pStyle w:val="BodyText"/>
-      </w:pPr>
-      <w:r>
-        <w:t xml:space="preserve">니콜라이: 내 거야. 이제 너랑 같이 간다. 망신시키지 마라.</w:t>
-      </w:r>
-    </w:p>
-    <w:p>
-      <w:pPr>
-        <w:pStyle w:val="BodyText"/>
-      </w:pPr>
-      <w:r>
-        <w:t xml:space="preserve">알렉세이: 망신 안 시킬게요, 아빠. 약속해요. 첫 컨테이너가 오면 전화할게요. 첫 불량이 나와도 전화할게요. 그걸 어떻게 해야 하는지 가르쳐 주세요. 아빠가 제일 잘 아시잖아요.</w:t>
+        <w:t xml:space="preserve">타티야나: 콜랴, 헤어지기 전에 좋은 말 하나라도 해 줘.</w:t>
+      </w:r>
+    </w:p>
+    <w:p>
+      <w:pPr>
+        <w:pStyle w:val="BodyText"/>
+      </w:pPr>
+      <w:r>
+        <w:t xml:space="preserve">니콜라이: 그래, 좋은 말 해 주지: 바퀴에 네 각인이 있다, 밑을 봐.</w:t>
+      </w:r>
+    </w:p>
+    <w:p>
+      <w:pPr>
+        <w:pStyle w:val="BodyText"/>
+      </w:pPr>
+      <w:r>
+        <w:t xml:space="preserve">알렉세이: 「V-7」. 아빠의 장인 각인이잖아요.</w:t>
+      </w:r>
+    </w:p>
+    <w:p>
+      <w:pPr>
+        <w:pStyle w:val="BodyText"/>
+      </w:pPr>
+      <w:r>
+        <w:t xml:space="preserve">니콜라이: 그래, 내 거고, 이제 너랑 같이 간다. 망신시키지 마라.</w:t>
+      </w:r>
+    </w:p>
+    <w:p>
+      <w:pPr>
+        <w:pStyle w:val="BodyText"/>
+      </w:pPr>
+      <w:r>
+        <w:t xml:space="preserve">알렉세이: 망신 안 시킬게요, 아빠, 약속해요. 첫 컨테이너가 오면 전화할게요. 첫 불량이 나와도 전화할게요. 그걸 어떻게 해야 하는지 가르쳐 주세요, 아빠가 제일 잘 아시잖아요, 전 늘 알고 있었어요.</w:t>
       </w:r>
     </w:p>
     <w:bookmarkEnd w:id="37"/>
